--- a/public/templates/pricetag/disc-reg-kcl.docx
+++ b/public/templates/pricetag/disc-reg-kcl.docx
@@ -49,12 +49,26 @@
             <w10:wrap type="square"/>
           </v:shape>
         </w:pict>
+      </w:r>
+      <w:r>
+        <w:rPr>
+          <w:b/>
+          <w:noProof/>
+          <w:lang w:val="en-US"/>
+        </w:rPr>
         <w:pict>
           <v:shape id="_x0000_s1108" type="#_x0000_t136" style="position:absolute;margin-left:78.4pt;margin-top:-99pt;width:72.15pt;height:9pt;z-index:251683840" fillcolor="black [3213]" stroked="f" strokecolor="#002060" strokeweight="1.5pt">
             <v:shadow color="#900"/>
             <v:textpath style="font-family:&quot;Arial Narrow&quot;;v-text-kern:t" trim="t" fitpath="t" string="JUMLAH POP : 1"/>
           </v:shape>
         </w:pict>
+      </w:r>
+      <w:r>
+        <w:rPr>
+          <w:b/>
+          <w:noProof/>
+          <w:lang w:val="en-US"/>
+        </w:rPr>
         <w:pict>
           <v:shape id="_x0000_s1081" type="#_x0000_t136" style="position:absolute;margin-left:55pt;margin-top:-54pt;width:143pt;height:18pt;z-index:251658240" fillcolor="#00b0f0" strokecolor="black [3213]" strokeweight=".25pt">
             <v:shadow color="#900"/>
@@ -71,19 +85,35 @@
           <w:lang w:val="en-US"/>
         </w:rPr>
         <w:pict>
-          <v:shape id="_x0000_s1094" type="#_x0000_t136" style="position:absolute;margin-left:65.9pt;margin-top:-9pt;width:126.5pt;height:46.7pt;z-index:251671552" fillcolor="red" strokecolor="red" strokeweight="3pt">
+          <v:shape id="_x0000_s1094" type="#_x0000_t136" style="position:absolute;margin-left:62.5pt;margin-top:-9pt;width:126.5pt;height:46.7pt;z-index:251671552" fillcolor="red" strokecolor="red" strokeweight="3pt">
             <v:shadow color="#900"/>
             <v:textpath style="font-family:&quot;Book Antiqua&quot;;font-weight:bold;v-text-kern:t" trim="t" fitpath="t" string="&lt;&lt;Program&gt;&gt;"/>
           </v:shape>
         </w:pict>
-        <w:pict>
-          <v:shape id="_x0000_s1095" type="#_x0000_t136" style="position:absolute;margin-left:197.9pt;margin-top:-9pt;width:16.5pt;height:18pt;z-index:251672576" fillcolor="red" strokecolor="red" strokeweight="1.5pt">
+      </w:r>
+      <w:r>
+        <w:rPr>
+          <w:b/>
+          <w:noProof/>
+          <w:color w:val="FF0000"/>
+          <w:lang w:val="en-US"/>
+        </w:rPr>
+        <w:pict>
+          <v:shape id="_x0000_s1095" type="#_x0000_t136" style="position:absolute;margin-left:195.5pt;margin-top:-9pt;width:16.5pt;height:18pt;z-index:251672576" fillcolor="red" strokecolor="red" strokeweight="1.5pt">
             <v:shadow color="#900"/>
             <v:textpath style="font-family:&quot;Arial Narrow&quot;;v-text-kern:t" trim="t" fitpath="t" string="%"/>
           </v:shape>
         </w:pict>
-        <w:pict>
-          <v:shape id="_x0000_s1096" type="#_x0000_t136" style="position:absolute;margin-left:3.8pt;margin-top:-9pt;width:56.6pt;height:11.3pt;z-index:251673600" fillcolor="red" stroked="f" strokecolor="red" strokeweight="1.5pt">
+      </w:r>
+      <w:r>
+        <w:rPr>
+          <w:b/>
+          <w:noProof/>
+          <w:color w:val="FF0000"/>
+          <w:lang w:val="en-US"/>
+        </w:rPr>
+        <w:pict>
+          <v:shape id="_x0000_s1096" type="#_x0000_t136" style="position:absolute;margin-left:-.6pt;margin-top:-9pt;width:56.6pt;height:11.3pt;z-index:251673600" fillcolor="red" stroked="f" strokecolor="red" strokeweight="1.5pt">
             <v:shadow color="#900"/>
             <v:textpath style="font-family:&quot;Book Antiqua&quot;;font-size:20pt;font-weight:bold;v-text-kern:t" trim="t" fitpath="t" string="Diskon :"/>
           </v:shape>
@@ -96,7 +126,7 @@
           <w:lang w:val="en-US"/>
         </w:rPr>
         <w:pict>
-          <v:shape id="_x0000_s1098" type="#_x0000_t136" style="position:absolute;margin-left:-.1pt;margin-top:41.7pt;width:55.1pt;height:9pt;z-index:251674624" fillcolor="black [3213]" stroked="f" strokecolor="#002060" strokeweight="1.5pt">
+          <v:shape id="_x0000_s1098" type="#_x0000_t136" style="position:absolute;margin-left:-.1pt;margin-top:19.7pt;width:55.1pt;height:9pt;z-index:251674624" fillcolor="black [3213]" stroked="f" strokecolor="#002060" strokeweight="1.5pt">
             <v:shadow color="#900"/>
             <v:textpath style="font-family:&quot;Century Gothic&quot;;font-style:italic;v-text-kern:t" trim="t" fitpath="t" string="( PLU : &lt;&lt;PLU&gt;&gt; )"/>
             <w10:wrap type="square"/>
@@ -114,7 +144,42 @@
           <w:b/>
           <w:i/>
         </w:rPr>
-        <w:t xml:space="preserve">                     </w:t>
+        <w:t xml:space="preserve">             </w:t>
+      </w:r>
+      <w:r>
+        <w:rPr>
+          <w:b/>
+          <w:i/>
+        </w:rPr>
+        <w:t xml:space="preserve"> </w:t>
+      </w:r>
+      <w:r>
+        <w:rPr>
+          <w:b/>
+          <w:i/>
+        </w:rPr>
+        <w:t xml:space="preserve"> </w:t>
+      </w:r>
+      <w:r>
+        <w:rPr>
+          <w:b/>
+          <w:i/>
+        </w:rPr>
+        <w:t xml:space="preserve">    </w:t>
+      </w:r>
+      <w:r>
+        <w:rPr>
+          <w:b/>
+          <w:i/>
+        </w:rPr>
+        <w:t xml:space="preserve"> </w:t>
+      </w:r>
+      <w:r>
+        <w:rPr>
+          <w:b/>
+          <w:i/>
+        </w:rPr>
+        <w:t xml:space="preserve"> </w:t>
       </w:r>
     </w:p>
     <w:p>
@@ -135,13 +200,21 @@
           <w:lang w:val="en-US"/>
         </w:rPr>
         <w:pict>
-          <v:shape id="_x0000_s1102" type="#_x0000_t136" style="position:absolute;margin-left:95.5pt;margin-top:44.95pt;width:60.5pt;height:16.3pt;z-index:251678720" fillcolor="red" stroked="f" strokecolor="red" strokeweight="1.5pt">
+          <v:shape id="_x0000_s1102" type="#_x0000_t136" style="position:absolute;margin-left:95.5pt;margin-top:22.95pt;width:60.5pt;height:16.3pt;z-index:251678720" fillcolor="red" stroked="f" strokecolor="red" strokeweight="1.5pt">
             <v:shadow color="#900"/>
             <v:textpath style="font-family:&quot;Book Antiqua&quot;;font-weight:bold;v-text-kern:t" trim="t" fitpath="t" string="&lt;&lt;HargaPromo&gt;&gt;"/>
           </v:shape>
         </w:pict>
-        <w:pict>
-          <v:shape id="_x0000_s1101" type="#_x0000_t136" style="position:absolute;margin-left:7.5pt;margin-top:43.25pt;width:44pt;height:16.3pt;z-index:251677696" fillcolor="red" stroked="f" strokecolor="red" strokeweight="1.5pt">
+      </w:r>
+      <w:r>
+        <w:rPr>
+          <w:b/>
+          <w:noProof/>
+          <w:color w:val="FF0000"/>
+          <w:lang w:val="en-US"/>
+        </w:rPr>
+        <w:pict>
+          <v:shape id="_x0000_s1101" type="#_x0000_t136" style="position:absolute;margin-left:7.5pt;margin-top:21.25pt;width:44pt;height:16.3pt;z-index:251677696" fillcolor="red" stroked="f" strokecolor="red" strokeweight="1.5pt">
             <v:shadow color="#900"/>
             <v:textpath style="font-family:&quot;Book Antiqua&quot;;font-weight:bold;v-text-kern:t" trim="t" fitpath="t" string="&lt;&lt;HargaNormal&gt;&gt;"/>
           </v:shape>
@@ -154,13 +227,20 @@
           <w:lang w:val="en-US"/>
         </w:rPr>
         <w:pict>
-          <v:shape id="_x0000_s1107" type="#_x0000_t136" style="position:absolute;margin-left:-9.6pt;margin-top:43.25pt;width:10.4pt;height:9pt;z-index:251682816" fillcolor="red" stroked="f" strokecolor="red" strokeweight="1.5pt">
+          <v:shape id="_x0000_s1107" type="#_x0000_t136" style="position:absolute;margin-left:-9.6pt;margin-top:21.25pt;width:10.4pt;height:9pt;z-index:251682816" fillcolor="red" stroked="f" strokecolor="red" strokeweight="1.5pt">
             <v:shadow color="#900"/>
             <v:textpath style="font-family:&quot;Calisto MT&quot;;v-text-kern:t" trim="t" fitpath="t" string="Rp"/>
           </v:shape>
         </w:pict>
-        <w:pict>
-          <v:shape id="_x0000_s1106" type="#_x0000_t136" style="position:absolute;margin-left:78.4pt;margin-top:41.55pt;width:10.4pt;height:9pt;z-index:251681792" fillcolor="red" stroked="f" strokecolor="red" strokeweight="1.5pt">
+      </w:r>
+      <w:r>
+        <w:rPr>
+          <w:noProof/>
+          <w:color w:val="FF0000"/>
+          <w:lang w:val="en-US"/>
+        </w:rPr>
+        <w:pict>
+          <v:shape id="_x0000_s1106" type="#_x0000_t136" style="position:absolute;margin-left:78.4pt;margin-top:19.55pt;width:10.4pt;height:9pt;z-index:251681792" fillcolor="red" stroked="f" strokecolor="red" strokeweight="1.5pt">
             <v:shadow color="#900"/>
             <v:textpath style="font-family:&quot;Calisto MT&quot;;v-text-kern:t" trim="t" fitpath="t" string="Rp"/>
           </v:shape>
@@ -190,7 +270,7 @@
               <v:h position="#0,#1" xrange="0,21600" yrange="0,10800"/>
             </v:handles>
           </v:shapetype>
-          <v:shape id="_x0000_s1105" type="#_x0000_t13" style="position:absolute;margin-left:68pt;margin-top:50.55pt;width:10.4pt;height:9pt;z-index:251680768"/>
+          <v:shape id="_x0000_s1105" type="#_x0000_t13" style="position:absolute;margin-left:68pt;margin-top:28.55pt;width:10.4pt;height:9pt;z-index:251680768"/>
         </w:pict>
       </w:r>
       <w:r>
@@ -200,9 +280,9 @@
           <w:lang w:val="en-US"/>
         </w:rPr>
         <w:pict>
-          <v:shape id="_x0000_s1089" type="#_x0000_t136" style="position:absolute;margin-left:-64.1pt;margin-top:34.25pt;width:49pt;height:27pt;z-index:251666432" fillcolor="black [3213]" stroked="f" strokecolor="#002060" strokeweight="1.5pt">
+          <v:shape id="_x0000_s1089" type="#_x0000_t136" style="position:absolute;margin-left:-64.1pt;margin-top:12.25pt;width:49pt;height:27pt;z-index:251666432" fillcolor="black [3213]" stroked="f" strokecolor="#002060" strokeweight="1.5pt">
             <v:shadow color="#900"/>
-            <v:textpath style="font-family:&quot;Century Gothic&quot;;font-weight:bold;v-text-kern:t" trim="t" fitpath="t" string="Akhir Periode : &lt;&lt;Periode&gt;&gt;"/>
+            <v:textpath style="font-family:&quot;Century Gothic&quot;;font-weight:bold;v-text-kern:t" trim="t" fitpath="t" string="Akhir Periode :&#10;&lt;&lt;Periode&gt;&gt;"/>
             <w10:wrap type="square"/>
           </v:shape>
         </w:pict>
@@ -219,11 +299,13 @@
             <v:path arrowok="t" fillok="f" o:connecttype="none"/>
             <o:lock v:ext="edit" shapetype="t"/>
           </v:shapetype>
-          <v:shape id="_x0000_s1103" type="#_x0000_t32" style="position:absolute;margin-left:-5.5pt;margin-top:52.25pt;width:68pt;height:7.3pt;flip:y;z-index:251679744" o:connectortype="straight" strokeweight="1pt"/>
+          <v:shape id="_x0000_s1103" type="#_x0000_t32" style="position:absolute;margin-left:-5.5pt;margin-top:30.25pt;width:68pt;height:7.3pt;flip:y;z-index:251679744" o:connectortype="straight" strokeweight="1pt"/>
         </w:pict>
       </w:r>
       <w:r>
         <w:t xml:space="preserve"> </w:t>
+      </w:r>
+      <w:r>
         <w:tab/>
       </w:r>
     </w:p>

--- a/public/templates/pricetag/disc-reg-kcl.docx
+++ b/public/templates/pricetag/disc-reg-kcl.docx
@@ -85,7 +85,7 @@
           <w:lang w:val="en-US"/>
         </w:rPr>
         <w:pict>
-          <v:shape id="_x0000_s1094" type="#_x0000_t136" style="position:absolute;margin-left:62.5pt;margin-top:-9pt;width:126.5pt;height:46.7pt;z-index:251671552" fillcolor="red" strokecolor="red" strokeweight="3pt">
+          <v:shape id="_x0000_s1094" type="#_x0000_t136" style="position:absolute;margin-left:-3.5pt;margin-top:-9pt;width:126.5pt;height:46.7pt;z-index:251671552" fillcolor="red" strokecolor="red" strokeweight="3pt">
             <v:shadow color="#900"/>
             <v:textpath style="font-family:&quot;Book Antiqua&quot;;font-weight:bold;v-text-kern:t" trim="t" fitpath="t" string="&lt;&lt;Program&gt;&gt;"/>
           </v:shape>
@@ -99,7 +99,7 @@
           <w:lang w:val="en-US"/>
         </w:rPr>
         <w:pict>
-          <v:shape id="_x0000_s1095" type="#_x0000_t136" style="position:absolute;margin-left:195.5pt;margin-top:-9pt;width:16.5pt;height:18pt;z-index:251672576" fillcolor="red" strokecolor="red" strokeweight="1.5pt">
+          <v:shape id="_x0000_s1095" type="#_x0000_t136" style="position:absolute;margin-left:128.5pt;margin-top:-9pt;width:16.5pt;height:18pt;z-index:251672576" fillcolor="red" strokecolor="red" strokeweight="1.5pt">
             <v:shadow color="#900"/>
             <v:textpath style="font-family:&quot;Arial Narrow&quot;;v-text-kern:t" trim="t" fitpath="t" string="%"/>
           </v:shape>
@@ -113,7 +113,7 @@
           <w:lang w:val="en-US"/>
         </w:rPr>
         <w:pict>
-          <v:shape id="_x0000_s1096" type="#_x0000_t136" style="position:absolute;margin-left:-.6pt;margin-top:-9pt;width:56.6pt;height:11.3pt;z-index:251673600" fillcolor="red" stroked="f" strokecolor="red" strokeweight="1.5pt">
+          <v:shape id="_x0000_s1096" type="#_x0000_t136" style="position:absolute;margin-left:-65.6pt;margin-top:-9pt;width:56.6pt;height:11.3pt;z-index:251673600" fillcolor="red" stroked="f" strokecolor="red" strokeweight="1.5pt">
             <v:shadow color="#900"/>
             <v:textpath style="font-family:&quot;Book Antiqua&quot;;font-size:20pt;font-weight:bold;v-text-kern:t" trim="t" fitpath="t" string="Diskon :"/>
           </v:shape>

--- a/public/templates/pricetag/disc-reg-kcl.docx
+++ b/public/templates/pricetag/disc-reg-kcl.docx
@@ -85,7 +85,7 @@
           <w:lang w:val="en-US"/>
         </w:rPr>
         <w:pict>
-          <v:shape id="_x0000_s1094" type="#_x0000_t136" style="position:absolute;margin-left:-3.5pt;margin-top:-9pt;width:126.5pt;height:46.7pt;z-index:251671552" fillcolor="red" strokecolor="red" strokeweight="3pt">
+          <v:shape id="_x0000_s1094" type="#_x0000_t136" style="position:absolute;margin-left:62.5pt;margin-top:-9pt;width:126.5pt;height:46.7pt;z-index:251671552" fillcolor="red" strokecolor="red" strokeweight="3pt">
             <v:shadow color="#900"/>
             <v:textpath style="font-family:&quot;Book Antiqua&quot;;font-weight:bold;v-text-kern:t" trim="t" fitpath="t" string="&lt;&lt;Program&gt;&gt;"/>
           </v:shape>
@@ -99,7 +99,7 @@
           <w:lang w:val="en-US"/>
         </w:rPr>
         <w:pict>
-          <v:shape id="_x0000_s1095" type="#_x0000_t136" style="position:absolute;margin-left:128.5pt;margin-top:-9pt;width:16.5pt;height:18pt;z-index:251672576" fillcolor="red" strokecolor="red" strokeweight="1.5pt">
+          <v:shape id="_x0000_s1095" type="#_x0000_t136" style="position:absolute;margin-left:195.5pt;margin-top:-9pt;width:16.5pt;height:18pt;z-index:251672576" fillcolor="red" strokecolor="red" strokeweight="1.5pt">
             <v:shadow color="#900"/>
             <v:textpath style="font-family:&quot;Arial Narrow&quot;;v-text-kern:t" trim="t" fitpath="t" string="%"/>
           </v:shape>
@@ -113,7 +113,7 @@
           <w:lang w:val="en-US"/>
         </w:rPr>
         <w:pict>
-          <v:shape id="_x0000_s1096" type="#_x0000_t136" style="position:absolute;margin-left:-65.6pt;margin-top:-9pt;width:56.6pt;height:11.3pt;z-index:251673600" fillcolor="red" stroked="f" strokecolor="red" strokeweight="1.5pt">
+          <v:shape id="_x0000_s1096" type="#_x0000_t136" style="position:absolute;margin-left:-.6pt;margin-top:-9pt;width:56.6pt;height:11.3pt;z-index:251673600" fillcolor="red" stroked="f" strokecolor="red" strokeweight="1.5pt">
             <v:shadow color="#900"/>
             <v:textpath style="font-family:&quot;Book Antiqua&quot;;font-size:20pt;font-weight:bold;v-text-kern:t" trim="t" fitpath="t" string="Diskon :"/>
           </v:shape>

--- a/public/templates/pricetag/disc-reg-kcl.docx
+++ b/public/templates/pricetag/disc-reg-kcl.docx
@@ -1,6 +1,6 @@
 
 <file path=word/document.xml><?xml version="1.0" encoding="utf-8"?>
-<w:document xmlns:wpc="http://schemas.microsoft.com/office/word/2010/wordprocessingCanvas" xmlns:mc="http://schemas.openxmlformats.org/markup-compatibility/2006" xmlns:o="urn:schemas-microsoft-com:office:office" xmlns:r="http://schemas.openxmlformats.org/officeDocument/2006/relationships" xmlns:m="http://schemas.openxmlformats.org/officeDocument/2006/math" xmlns:v="urn:schemas-microsoft-com:vml" xmlns:wp14="http://schemas.microsoft.com/office/word/2010/wordprocessingDrawing" xmlns:wp="http://schemas.openxmlformats.org/drawingml/2006/wordprocessingDrawing" xmlns:w10="urn:schemas-microsoft-com:office:word" xmlns:w="http://schemas.openxmlformats.org/wordprocessingml/2006/main" xmlns:w14="http://schemas.microsoft.com/office/word/2010/wordml" xmlns:wpg="http://schemas.microsoft.com/office/word/2010/wordprocessingGroup" xmlns:wpi="http://schemas.microsoft.com/office/word/2010/wordprocessingInk" xmlns:wne="http://schemas.microsoft.com/office/word/2006/wordml" xmlns:wps="http://schemas.microsoft.com/office/word/2010/wordprocessingShape" mc:Ignorable="w14 wp14">
+<w:document xmlns:wpc="http://schemas.microsoft.com/office/word/2010/wordprocessingCanvas" xmlns:cx="http://schemas.microsoft.com/office/drawing/2014/chartex" xmlns:cx1="http://schemas.microsoft.com/office/drawing/2015/9/8/chartex" xmlns:cx2="http://schemas.microsoft.com/office/drawing/2015/10/21/chartex" xmlns:cx3="http://schemas.microsoft.com/office/drawing/2016/5/9/chartex" xmlns:cx4="http://schemas.microsoft.com/office/drawing/2016/5/10/chartex" xmlns:cx5="http://schemas.microsoft.com/office/drawing/2016/5/11/chartex" xmlns:cx6="http://schemas.microsoft.com/office/drawing/2016/5/12/chartex" xmlns:cx7="http://schemas.microsoft.com/office/drawing/2016/5/13/chartex" xmlns:cx8="http://schemas.microsoft.com/office/drawing/2016/5/14/chartex" xmlns:mc="http://schemas.openxmlformats.org/markup-compatibility/2006" xmlns:aink="http://schemas.microsoft.com/office/drawing/2016/ink" xmlns:am3d="http://schemas.microsoft.com/office/drawing/2017/model3d" xmlns:o="urn:schemas-microsoft-com:office:office" xmlns:oel="http://schemas.microsoft.com/office/2019/extlst" xmlns:r="http://schemas.openxmlformats.org/officeDocument/2006/relationships" xmlns:m="http://schemas.openxmlformats.org/officeDocument/2006/math" xmlns:v="urn:schemas-microsoft-com:vml" xmlns:wp14="http://schemas.microsoft.com/office/word/2010/wordprocessingDrawing" xmlns:wp="http://schemas.openxmlformats.org/drawingml/2006/wordprocessingDrawing" xmlns:w10="urn:schemas-microsoft-com:office:word" xmlns:w="http://schemas.openxmlformats.org/wordprocessingml/2006/main" xmlns:w14="http://schemas.microsoft.com/office/word/2010/wordml" xmlns:w15="http://schemas.microsoft.com/office/word/2012/wordml" xmlns:w16cex="http://schemas.microsoft.com/office/word/2018/wordml/cex" xmlns:w16cid="http://schemas.microsoft.com/office/word/2016/wordml/cid" xmlns:w16="http://schemas.microsoft.com/office/word/2018/wordml" xmlns:w16du="http://schemas.microsoft.com/office/word/2023/wordml/word16du" xmlns:w16sdtdh="http://schemas.microsoft.com/office/word/2020/wordml/sdtdatahash" xmlns:w16sdtfl="http://schemas.microsoft.com/office/word/2024/wordml/sdtformatlock" xmlns:w16se="http://schemas.microsoft.com/office/word/2015/wordml/symex" xmlns:wpg="http://schemas.microsoft.com/office/word/2010/wordprocessingGroup" xmlns:wpi="http://schemas.microsoft.com/office/word/2010/wordprocessingInk" xmlns:wne="http://schemas.microsoft.com/office/word/2006/wordml" xmlns:wps="http://schemas.microsoft.com/office/word/2010/wordprocessingShape" mc:Ignorable="w14 w15 w16se w16cid w16 w16cex w16sdtdh w16sdtfl w16du wp14">
   <w:body>
     <w:p>
       <w:pPr>
@@ -10,15 +10,13 @@
           <w:lang w:val="en-US"/>
         </w:rPr>
       </w:pPr>
-      <w:bookmarkStart w:id="0" w:name="_GoBack"/>
-      <w:bookmarkEnd w:id="0"/>
-      <w:r>
-        <w:rPr>
-          <w:b/>
-          <w:noProof/>
-          <w:lang w:val="en-US"/>
-        </w:rPr>
-        <w:pict>
+      <w:r>
+        <w:rPr>
+          <w:b/>
+          <w:noProof/>
+          <w:lang w:val="en-US"/>
+        </w:rPr>
+        <w:pict w14:anchorId="4960A707">
           <v:shapetype id="_x0000_t136" coordsize="21600,21600" o:spt="136" adj="10800" path="m@7,l@8,m@5,21600l@6,21600e">
             <v:formulas>
               <v:f eqn="sum #0 0 10800"/>
@@ -43,7 +41,7 @@
             </v:handles>
             <o:lock v:ext="edit" text="t" shapetype="t"/>
           </v:shapetype>
-          <v:shape id="_x0000_s1082" type="#_x0000_t136" style="position:absolute;margin-left:-.1pt;margin-top:-27pt;width:214.6pt;height:9pt;z-index:251659264" fillcolor="black [3213]" stroked="f" strokecolor="black [3213]" strokeweight="1.5pt">
+          <v:shape id="_x0000_s2106" type="#_x0000_t136" style="position:absolute;margin-left:-.1pt;margin-top:-27pt;width:214.6pt;height:9pt;z-index:251659264" fillcolor="black [3213]" stroked="f" strokecolor="black [3213]" strokeweight="1.5pt">
             <v:shadow color="#900"/>
             <v:textpath style="font-family:&quot;Century Gothic&quot;;font-weight:bold;v-text-kern:t" trim="t" fitpath="t" string="&lt;&lt;Variant&gt;&gt;"/>
             <w10:wrap type="square"/>
@@ -56,8 +54,8 @@
           <w:noProof/>
           <w:lang w:val="en-US"/>
         </w:rPr>
-        <w:pict>
-          <v:shape id="_x0000_s1108" type="#_x0000_t136" style="position:absolute;margin-left:78.4pt;margin-top:-99pt;width:72.15pt;height:9pt;z-index:251683840" fillcolor="black [3213]" stroked="f" strokecolor="#002060" strokeweight="1.5pt">
+        <w:pict w14:anchorId="1BF487DE">
+          <v:shape id="_x0000_s2132" type="#_x0000_t136" style="position:absolute;margin-left:78.4pt;margin-top:-99pt;width:72.15pt;height:9pt;z-index:251683840" fillcolor="black [3213]" stroked="f" strokecolor="#002060" strokeweight="1.5pt">
             <v:shadow color="#900"/>
             <v:textpath style="font-family:&quot;Arial Narrow&quot;;v-text-kern:t" trim="t" fitpath="t" string="JUMLAH POP : 1"/>
           </v:shape>
@@ -69,8 +67,8 @@
           <w:noProof/>
           <w:lang w:val="en-US"/>
         </w:rPr>
-        <w:pict>
-          <v:shape id="_x0000_s1081" type="#_x0000_t136" style="position:absolute;margin-left:55pt;margin-top:-54pt;width:143pt;height:18pt;z-index:251658240" fillcolor="#00b0f0" strokecolor="black [3213]" strokeweight=".25pt">
+        <w:pict w14:anchorId="0F0D1EB3">
+          <v:shape id="_x0000_s2105" type="#_x0000_t136" style="position:absolute;margin-left:55pt;margin-top:-54pt;width:143pt;height:18pt;z-index:251658240" fillcolor="#00b0f0" strokecolor="black [3213]" strokeweight=".25pt">
             <v:shadow color="#900"/>
             <v:textpath style="font-family:&quot;Berlin Sans FB Demi&quot;;font-weight:bold;v-text-kern:t" trim="t" fitpath="t" string="&lt;&lt;Merk&gt;&gt;"/>
             <w10:wrap type="square"/>
@@ -84,8 +82,8 @@
           <w:color w:val="FF0000"/>
           <w:lang w:val="en-US"/>
         </w:rPr>
-        <w:pict>
-          <v:shape id="_x0000_s1094" type="#_x0000_t136" style="position:absolute;margin-left:62.5pt;margin-top:-9pt;width:126.5pt;height:46.7pt;z-index:251671552" fillcolor="red" strokecolor="red" strokeweight="3pt">
+        <w:pict w14:anchorId="055F84B5">
+          <v:shape id="_x0000_s2118" type="#_x0000_t136" style="position:absolute;margin-left:62.5pt;margin-top:-9pt;width:126.5pt;height:46.7pt;z-index:251671552" fillcolor="red" strokecolor="red" strokeweight="3pt">
             <v:shadow color="#900"/>
             <v:textpath style="font-family:&quot;Book Antiqua&quot;;font-weight:bold;v-text-kern:t" trim="t" fitpath="t" string="&lt;&lt;Program&gt;&gt;"/>
           </v:shape>
@@ -98,8 +96,8 @@
           <w:color w:val="FF0000"/>
           <w:lang w:val="en-US"/>
         </w:rPr>
-        <w:pict>
-          <v:shape id="_x0000_s1095" type="#_x0000_t136" style="position:absolute;margin-left:195.5pt;margin-top:-9pt;width:16.5pt;height:18pt;z-index:251672576" fillcolor="red" strokecolor="red" strokeweight="1.5pt">
+        <w:pict w14:anchorId="3C72D8C3">
+          <v:shape id="_x0000_s2119" type="#_x0000_t136" style="position:absolute;margin-left:195.5pt;margin-top:-9pt;width:16.5pt;height:18pt;z-index:251672576" fillcolor="red" strokecolor="red" strokeweight="1.5pt">
             <v:shadow color="#900"/>
             <v:textpath style="font-family:&quot;Arial Narrow&quot;;v-text-kern:t" trim="t" fitpath="t" string="%"/>
           </v:shape>
@@ -112,8 +110,8 @@
           <w:color w:val="FF0000"/>
           <w:lang w:val="en-US"/>
         </w:rPr>
-        <w:pict>
-          <v:shape id="_x0000_s1096" type="#_x0000_t136" style="position:absolute;margin-left:-.6pt;margin-top:-9pt;width:56.6pt;height:11.3pt;z-index:251673600" fillcolor="red" stroked="f" strokecolor="red" strokeweight="1.5pt">
+        <w:pict w14:anchorId="1CF295D8">
+          <v:shape id="_x0000_s2120" type="#_x0000_t136" style="position:absolute;margin-left:-.6pt;margin-top:-9pt;width:56.6pt;height:11.3pt;z-index:251673600" fillcolor="red" stroked="f" strokecolor="red" strokeweight="1.5pt">
             <v:shadow color="#900"/>
             <v:textpath style="font-family:&quot;Book Antiqua&quot;;font-size:20pt;font-weight:bold;v-text-kern:t" trim="t" fitpath="t" string="Diskon :"/>
           </v:shape>
@@ -125,8 +123,8 @@
           <w:color w:val="FF0000"/>
           <w:lang w:val="en-US"/>
         </w:rPr>
-        <w:pict>
-          <v:shape id="_x0000_s1098" type="#_x0000_t136" style="position:absolute;margin-left:-.1pt;margin-top:19.7pt;width:55.1pt;height:9pt;z-index:251674624" fillcolor="black [3213]" stroked="f" strokecolor="#002060" strokeweight="1.5pt">
+        <w:pict w14:anchorId="216B539E">
+          <v:shape id="_x0000_s2122" type="#_x0000_t136" style="position:absolute;margin-left:-.1pt;margin-top:19.7pt;width:55.1pt;height:9pt;z-index:251674624" fillcolor="black [3213]" stroked="f" strokecolor="#002060" strokeweight="1.5pt">
             <v:shadow color="#900"/>
             <v:textpath style="font-family:&quot;Century Gothic&quot;;font-style:italic;v-text-kern:t" trim="t" fitpath="t" string="( PLU : &lt;&lt;PLU&gt;&gt; )"/>
             <w10:wrap type="square"/>
@@ -199,10 +197,25 @@
           <w:color w:val="FF0000"/>
           <w:lang w:val="en-US"/>
         </w:rPr>
-        <w:pict>
-          <v:shape id="_x0000_s1102" type="#_x0000_t136" style="position:absolute;margin-left:95.5pt;margin-top:22.95pt;width:60.5pt;height:16.3pt;z-index:251678720" fillcolor="red" stroked="f" strokecolor="red" strokeweight="1.5pt">
+        <w:pict w14:anchorId="3E268BBB">
+          <v:shapetype id="_x0000_t32" coordsize="21600,21600" o:spt="32" o:oned="t" path="m,l21600,21600e" filled="f">
+            <v:path arrowok="t" fillok="f" o:connecttype="none"/>
+            <o:lock v:ext="edit" shapetype="t"/>
+          </v:shapetype>
+          <v:shape id="_x0000_s2127" type="#_x0000_t32" style="position:absolute;margin-left:-5.5pt;margin-top:26.65pt;width:68pt;height:7.3pt;flip:y;z-index:251679744" o:connectortype="straight" strokecolor="#e00" strokeweight="1pt"/>
+        </w:pict>
+      </w:r>
+      <w:r>
+        <w:rPr>
+          <w:b/>
+          <w:noProof/>
+          <w:color w:val="FF0000"/>
+          <w:lang w:val="en-US"/>
+        </w:rPr>
+        <w:pict w14:anchorId="2D738734">
+          <v:shape id="_x0000_s2126" type="#_x0000_t136" style="position:absolute;margin-left:95.5pt;margin-top:22.95pt;width:60.5pt;height:16.3pt;z-index:251678720" fillcolor="red" stroked="f" strokecolor="red" strokeweight="1.5pt">
             <v:shadow color="#900"/>
-            <v:textpath style="font-family:&quot;Book Antiqua&quot;;font-weight:bold;v-text-kern:t" trim="t" fitpath="t" string="&lt;&lt;HargaPromo&gt;&gt;"/>
+            <v:textpath style="font-family:&quot;Berlin Sans FB&quot;;font-weight:bold;v-text-kern:t" trim="t" fitpath="t" string="&lt;&lt;HargaPromo&gt;&gt;"/>
           </v:shape>
         </w:pict>
       </w:r>
@@ -213,8 +226,8 @@
           <w:color w:val="FF0000"/>
           <w:lang w:val="en-US"/>
         </w:rPr>
-        <w:pict>
-          <v:shape id="_x0000_s1101" type="#_x0000_t136" style="position:absolute;margin-left:7.5pt;margin-top:21.25pt;width:44pt;height:16.3pt;z-index:251677696" fillcolor="red" stroked="f" strokecolor="red" strokeweight="1.5pt">
+        <w:pict w14:anchorId="44168F36">
+          <v:shape id="_x0000_s2125" type="#_x0000_t136" style="position:absolute;margin-left:7.5pt;margin-top:21.25pt;width:44pt;height:16.3pt;z-index:251677696" fillcolor="black [3213]" stroked="f" strokecolor="red" strokeweight="1.5pt">
             <v:shadow color="#900"/>
             <v:textpath style="font-family:&quot;Book Antiqua&quot;;font-weight:bold;v-text-kern:t" trim="t" fitpath="t" string="&lt;&lt;HargaNormal&gt;&gt;"/>
           </v:shape>
@@ -226,8 +239,8 @@
           <w:color w:val="FF0000"/>
           <w:lang w:val="en-US"/>
         </w:rPr>
-        <w:pict>
-          <v:shape id="_x0000_s1107" type="#_x0000_t136" style="position:absolute;margin-left:-9.6pt;margin-top:21.25pt;width:10.4pt;height:9pt;z-index:251682816" fillcolor="red" stroked="f" strokecolor="red" strokeweight="1.5pt">
+        <w:pict w14:anchorId="3080E2BC">
+          <v:shape id="_x0000_s2131" type="#_x0000_t136" style="position:absolute;margin-left:-9.6pt;margin-top:21.25pt;width:10.4pt;height:9pt;z-index:251682816" fillcolor="red" stroked="f" strokecolor="red" strokeweight="1.5pt">
             <v:shadow color="#900"/>
             <v:textpath style="font-family:&quot;Calisto MT&quot;;v-text-kern:t" trim="t" fitpath="t" string="Rp"/>
           </v:shape>
@@ -239,8 +252,8 @@
           <w:color w:val="FF0000"/>
           <w:lang w:val="en-US"/>
         </w:rPr>
-        <w:pict>
-          <v:shape id="_x0000_s1106" type="#_x0000_t136" style="position:absolute;margin-left:78.4pt;margin-top:19.55pt;width:10.4pt;height:9pt;z-index:251681792" fillcolor="red" stroked="f" strokecolor="red" strokeweight="1.5pt">
+        <w:pict w14:anchorId="5B871126">
+          <v:shape id="_x0000_s2130" type="#_x0000_t136" style="position:absolute;margin-left:78.4pt;margin-top:19.55pt;width:10.4pt;height:9pt;z-index:251681792" fillcolor="red" stroked="f" strokecolor="red" strokeweight="1.5pt">
             <v:shadow color="#900"/>
             <v:textpath style="font-family:&quot;Calisto MT&quot;;v-text-kern:t" trim="t" fitpath="t" string="Rp"/>
           </v:shape>
@@ -253,7 +266,7 @@
           <w:color w:val="FF0000"/>
           <w:lang w:val="en-US"/>
         </w:rPr>
-        <w:pict>
+        <w:pict w14:anchorId="67A9CA40">
           <v:shapetype id="_x0000_t13" coordsize="21600,21600" o:spt="13" adj="16200,5400" path="m@0,l@0@1,0@1,0@2@0@2@0,21600,21600,10800xe">
             <v:stroke joinstyle="miter"/>
             <v:formulas>
@@ -270,7 +283,7 @@
               <v:h position="#0,#1" xrange="0,21600" yrange="0,10800"/>
             </v:handles>
           </v:shapetype>
-          <v:shape id="_x0000_s1105" type="#_x0000_t13" style="position:absolute;margin-left:68pt;margin-top:28.55pt;width:10.4pt;height:9pt;z-index:251680768"/>
+          <v:shape id="_x0000_s2129" type="#_x0000_t13" style="position:absolute;margin-left:68pt;margin-top:28.55pt;width:10.4pt;height:9pt;z-index:251680768"/>
         </w:pict>
       </w:r>
       <w:r>
@@ -279,27 +292,12 @@
           <w:color w:val="FF0000"/>
           <w:lang w:val="en-US"/>
         </w:rPr>
-        <w:pict>
-          <v:shape id="_x0000_s1089" type="#_x0000_t136" style="position:absolute;margin-left:-64.1pt;margin-top:12.25pt;width:49pt;height:27pt;z-index:251666432" fillcolor="black [3213]" stroked="f" strokecolor="#002060" strokeweight="1.5pt">
+        <w:pict w14:anchorId="77C0E538">
+          <v:shape id="_x0000_s2113" type="#_x0000_t136" style="position:absolute;margin-left:-64.1pt;margin-top:12.25pt;width:49pt;height:27pt;z-index:251666432" fillcolor="black [3213]" stroked="f" strokecolor="#002060" strokeweight="1.5pt">
             <v:shadow color="#900"/>
             <v:textpath style="font-family:&quot;Century Gothic&quot;;font-weight:bold;v-text-kern:t" trim="t" fitpath="t" string="Akhir Periode :&#10;&lt;&lt;Periode&gt;&gt;"/>
             <w10:wrap type="square"/>
           </v:shape>
-        </w:pict>
-      </w:r>
-      <w:r>
-        <w:rPr>
-          <w:b/>
-          <w:noProof/>
-          <w:color w:val="FF0000"/>
-          <w:lang w:val="en-US"/>
-        </w:rPr>
-        <w:pict>
-          <v:shapetype id="_x0000_t32" coordsize="21600,21600" o:spt="32" o:oned="t" path="m,l21600,21600e" filled="f">
-            <v:path arrowok="t" fillok="f" o:connecttype="none"/>
-            <o:lock v:ext="edit" shapetype="t"/>
-          </v:shapetype>
-          <v:shape id="_x0000_s1103" type="#_x0000_t32" style="position:absolute;margin-left:-5.5pt;margin-top:30.25pt;width:68pt;height:7.3pt;flip:y;z-index:251679744" o:connectortype="straight" strokeweight="1pt"/>
         </w:pict>
       </w:r>
       <w:r>
@@ -320,7 +318,7 @@
 </file>
 
 <file path=word/endnotes.xml><?xml version="1.0" encoding="utf-8"?>
-<w:endnotes xmlns:wpc="http://schemas.microsoft.com/office/word/2010/wordprocessingCanvas" xmlns:mc="http://schemas.openxmlformats.org/markup-compatibility/2006" xmlns:o="urn:schemas-microsoft-com:office:office" xmlns:r="http://schemas.openxmlformats.org/officeDocument/2006/relationships" xmlns:m="http://schemas.openxmlformats.org/officeDocument/2006/math" xmlns:v="urn:schemas-microsoft-com:vml" xmlns:wp14="http://schemas.microsoft.com/office/word/2010/wordprocessingDrawing" xmlns:wp="http://schemas.openxmlformats.org/drawingml/2006/wordprocessingDrawing" xmlns:w10="urn:schemas-microsoft-com:office:word" xmlns:w="http://schemas.openxmlformats.org/wordprocessingml/2006/main" xmlns:w14="http://schemas.microsoft.com/office/word/2010/wordml" xmlns:wpg="http://schemas.microsoft.com/office/word/2010/wordprocessingGroup" xmlns:wpi="http://schemas.microsoft.com/office/word/2010/wordprocessingInk" xmlns:wne="http://schemas.microsoft.com/office/word/2006/wordml" xmlns:wps="http://schemas.microsoft.com/office/word/2010/wordprocessingShape" mc:Ignorable="w14 wp14">
+<w:endnotes xmlns:wpc="http://schemas.microsoft.com/office/word/2010/wordprocessingCanvas" xmlns:cx="http://schemas.microsoft.com/office/drawing/2014/chartex" xmlns:cx1="http://schemas.microsoft.com/office/drawing/2015/9/8/chartex" xmlns:cx2="http://schemas.microsoft.com/office/drawing/2015/10/21/chartex" xmlns:cx3="http://schemas.microsoft.com/office/drawing/2016/5/9/chartex" xmlns:cx4="http://schemas.microsoft.com/office/drawing/2016/5/10/chartex" xmlns:cx5="http://schemas.microsoft.com/office/drawing/2016/5/11/chartex" xmlns:cx6="http://schemas.microsoft.com/office/drawing/2016/5/12/chartex" xmlns:cx7="http://schemas.microsoft.com/office/drawing/2016/5/13/chartex" xmlns:cx8="http://schemas.microsoft.com/office/drawing/2016/5/14/chartex" xmlns:mc="http://schemas.openxmlformats.org/markup-compatibility/2006" xmlns:aink="http://schemas.microsoft.com/office/drawing/2016/ink" xmlns:am3d="http://schemas.microsoft.com/office/drawing/2017/model3d" xmlns:o="urn:schemas-microsoft-com:office:office" xmlns:oel="http://schemas.microsoft.com/office/2019/extlst" xmlns:r="http://schemas.openxmlformats.org/officeDocument/2006/relationships" xmlns:m="http://schemas.openxmlformats.org/officeDocument/2006/math" xmlns:v="urn:schemas-microsoft-com:vml" xmlns:wp14="http://schemas.microsoft.com/office/word/2010/wordprocessingDrawing" xmlns:wp="http://schemas.openxmlformats.org/drawingml/2006/wordprocessingDrawing" xmlns:w10="urn:schemas-microsoft-com:office:word" xmlns:w="http://schemas.openxmlformats.org/wordprocessingml/2006/main" xmlns:w14="http://schemas.microsoft.com/office/word/2010/wordml" xmlns:w15="http://schemas.microsoft.com/office/word/2012/wordml" xmlns:w16cex="http://schemas.microsoft.com/office/word/2018/wordml/cex" xmlns:w16cid="http://schemas.microsoft.com/office/word/2016/wordml/cid" xmlns:w16="http://schemas.microsoft.com/office/word/2018/wordml" xmlns:w16du="http://schemas.microsoft.com/office/word/2023/wordml/word16du" xmlns:w16sdtdh="http://schemas.microsoft.com/office/word/2020/wordml/sdtdatahash" xmlns:w16sdtfl="http://schemas.microsoft.com/office/word/2024/wordml/sdtformatlock" xmlns:w16se="http://schemas.microsoft.com/office/word/2015/wordml/symex" xmlns:wpg="http://schemas.microsoft.com/office/word/2010/wordprocessingGroup" xmlns:wpi="http://schemas.microsoft.com/office/word/2010/wordprocessingInk" xmlns:wne="http://schemas.microsoft.com/office/word/2006/wordml" xmlns:wps="http://schemas.microsoft.com/office/word/2010/wordprocessingShape" mc:Ignorable="w14 w15 w16se w16cid w16 w16cex w16sdtdh w16sdtfl w16du wp14">
   <w:endnote w:type="separator" w:id="-1">
     <w:p>
       <w:pPr>
@@ -345,7 +343,7 @@
 </file>
 
 <file path=word/footnotes.xml><?xml version="1.0" encoding="utf-8"?>
-<w:footnotes xmlns:wpc="http://schemas.microsoft.com/office/word/2010/wordprocessingCanvas" xmlns:mc="http://schemas.openxmlformats.org/markup-compatibility/2006" xmlns:o="urn:schemas-microsoft-com:office:office" xmlns:r="http://schemas.openxmlformats.org/officeDocument/2006/relationships" xmlns:m="http://schemas.openxmlformats.org/officeDocument/2006/math" xmlns:v="urn:schemas-microsoft-com:vml" xmlns:wp14="http://schemas.microsoft.com/office/word/2010/wordprocessingDrawing" xmlns:wp="http://schemas.openxmlformats.org/drawingml/2006/wordprocessingDrawing" xmlns:w10="urn:schemas-microsoft-com:office:word" xmlns:w="http://schemas.openxmlformats.org/wordprocessingml/2006/main" xmlns:w14="http://schemas.microsoft.com/office/word/2010/wordml" xmlns:wpg="http://schemas.microsoft.com/office/word/2010/wordprocessingGroup" xmlns:wpi="http://schemas.microsoft.com/office/word/2010/wordprocessingInk" xmlns:wne="http://schemas.microsoft.com/office/word/2006/wordml" xmlns:wps="http://schemas.microsoft.com/office/word/2010/wordprocessingShape" mc:Ignorable="w14 wp14">
+<w:footnotes xmlns:wpc="http://schemas.microsoft.com/office/word/2010/wordprocessingCanvas" xmlns:cx="http://schemas.microsoft.com/office/drawing/2014/chartex" xmlns:cx1="http://schemas.microsoft.com/office/drawing/2015/9/8/chartex" xmlns:cx2="http://schemas.microsoft.com/office/drawing/2015/10/21/chartex" xmlns:cx3="http://schemas.microsoft.com/office/drawing/2016/5/9/chartex" xmlns:cx4="http://schemas.microsoft.com/office/drawing/2016/5/10/chartex" xmlns:cx5="http://schemas.microsoft.com/office/drawing/2016/5/11/chartex" xmlns:cx6="http://schemas.microsoft.com/office/drawing/2016/5/12/chartex" xmlns:cx7="http://schemas.microsoft.com/office/drawing/2016/5/13/chartex" xmlns:cx8="http://schemas.microsoft.com/office/drawing/2016/5/14/chartex" xmlns:mc="http://schemas.openxmlformats.org/markup-compatibility/2006" xmlns:aink="http://schemas.microsoft.com/office/drawing/2016/ink" xmlns:am3d="http://schemas.microsoft.com/office/drawing/2017/model3d" xmlns:o="urn:schemas-microsoft-com:office:office" xmlns:oel="http://schemas.microsoft.com/office/2019/extlst" xmlns:r="http://schemas.openxmlformats.org/officeDocument/2006/relationships" xmlns:m="http://schemas.openxmlformats.org/officeDocument/2006/math" xmlns:v="urn:schemas-microsoft-com:vml" xmlns:wp14="http://schemas.microsoft.com/office/word/2010/wordprocessingDrawing" xmlns:wp="http://schemas.openxmlformats.org/drawingml/2006/wordprocessingDrawing" xmlns:w10="urn:schemas-microsoft-com:office:word" xmlns:w="http://schemas.openxmlformats.org/wordprocessingml/2006/main" xmlns:w14="http://schemas.microsoft.com/office/word/2010/wordml" xmlns:w15="http://schemas.microsoft.com/office/word/2012/wordml" xmlns:w16cex="http://schemas.microsoft.com/office/word/2018/wordml/cex" xmlns:w16cid="http://schemas.microsoft.com/office/word/2016/wordml/cid" xmlns:w16="http://schemas.microsoft.com/office/word/2018/wordml" xmlns:w16du="http://schemas.microsoft.com/office/word/2023/wordml/word16du" xmlns:w16sdtdh="http://schemas.microsoft.com/office/word/2020/wordml/sdtdatahash" xmlns:w16sdtfl="http://schemas.microsoft.com/office/word/2024/wordml/sdtformatlock" xmlns:w16se="http://schemas.microsoft.com/office/word/2015/wordml/symex" xmlns:wpg="http://schemas.microsoft.com/office/word/2010/wordprocessingGroup" xmlns:wpi="http://schemas.microsoft.com/office/word/2010/wordprocessingInk" xmlns:wne="http://schemas.microsoft.com/office/word/2006/wordml" xmlns:wps="http://schemas.microsoft.com/office/word/2010/wordprocessingShape" mc:Ignorable="w14 w15 w16se w16cid w16 w16cex w16sdtdh w16sdtfl w16du wp14">
   <w:footnote w:type="separator" w:id="-1">
     <w:p>
       <w:pPr>
@@ -370,7 +368,7 @@
 </file>
 
 <file path=word/styles.xml><?xml version="1.0" encoding="utf-8"?>
-<w:styles xmlns:mc="http://schemas.openxmlformats.org/markup-compatibility/2006" xmlns:r="http://schemas.openxmlformats.org/officeDocument/2006/relationships" xmlns:w="http://schemas.openxmlformats.org/wordprocessingml/2006/main" xmlns:w14="http://schemas.microsoft.com/office/word/2010/wordml" mc:Ignorable="w14">
+<w:styles xmlns:mc="http://schemas.openxmlformats.org/markup-compatibility/2006" xmlns:r="http://schemas.openxmlformats.org/officeDocument/2006/relationships" xmlns:w="http://schemas.openxmlformats.org/wordprocessingml/2006/main" xmlns:w14="http://schemas.microsoft.com/office/word/2010/wordml" xmlns:w15="http://schemas.microsoft.com/office/word/2012/wordml" xmlns:w16cex="http://schemas.microsoft.com/office/word/2018/wordml/cex" xmlns:w16cid="http://schemas.microsoft.com/office/word/2016/wordml/cid" xmlns:w16="http://schemas.microsoft.com/office/word/2018/wordml" xmlns:w16du="http://schemas.microsoft.com/office/word/2023/wordml/word16du" xmlns:w16sdtdh="http://schemas.microsoft.com/office/word/2020/wordml/sdtdatahash" xmlns:w16sdtfl="http://schemas.microsoft.com/office/word/2024/wordml/sdtformatlock" xmlns:w16se="http://schemas.microsoft.com/office/word/2015/wordml/symex" mc:Ignorable="w14 w15 w16se w16cid w16 w16cex w16sdtdh w16sdtfl w16du">
   <w:docDefaults>
     <w:rPrDefault>
       <w:rPr>
@@ -386,144 +384,383 @@
       </w:pPr>
     </w:pPrDefault>
   </w:docDefaults>
-  <w:latentStyles w:defLockedState="0" w:defUIPriority="99" w:defSemiHidden="1" w:defUnhideWhenUsed="1" w:defQFormat="0" w:count="267">
-    <w:lsdException w:name="Normal" w:semiHidden="0" w:uiPriority="0" w:unhideWhenUsed="0" w:qFormat="1"/>
-    <w:lsdException w:name="heading 1" w:semiHidden="0" w:uiPriority="9" w:unhideWhenUsed="0" w:qFormat="1"/>
-    <w:lsdException w:name="heading 2" w:uiPriority="9" w:qFormat="1"/>
-    <w:lsdException w:name="heading 3" w:uiPriority="9" w:qFormat="1"/>
-    <w:lsdException w:name="heading 4" w:uiPriority="9" w:qFormat="1"/>
-    <w:lsdException w:name="heading 5" w:uiPriority="9" w:qFormat="1"/>
-    <w:lsdException w:name="heading 6" w:uiPriority="9" w:qFormat="1"/>
-    <w:lsdException w:name="heading 7" w:uiPriority="9" w:qFormat="1"/>
-    <w:lsdException w:name="heading 8" w:uiPriority="9" w:qFormat="1"/>
-    <w:lsdException w:name="heading 9" w:uiPriority="9" w:qFormat="1"/>
-    <w:lsdException w:name="toc 1" w:uiPriority="39"/>
-    <w:lsdException w:name="toc 2" w:uiPriority="39"/>
-    <w:lsdException w:name="toc 3" w:uiPriority="39"/>
-    <w:lsdException w:name="toc 4" w:uiPriority="39"/>
-    <w:lsdException w:name="toc 5" w:uiPriority="39"/>
-    <w:lsdException w:name="toc 6" w:uiPriority="39"/>
-    <w:lsdException w:name="toc 7" w:uiPriority="39"/>
-    <w:lsdException w:name="toc 8" w:uiPriority="39"/>
-    <w:lsdException w:name="toc 9" w:uiPriority="39"/>
-    <w:lsdException w:name="caption" w:uiPriority="35" w:qFormat="1"/>
-    <w:lsdException w:name="Title" w:semiHidden="0" w:uiPriority="10" w:unhideWhenUsed="0" w:qFormat="1"/>
-    <w:lsdException w:name="Default Paragraph Font" w:uiPriority="1"/>
-    <w:lsdException w:name="Subtitle" w:semiHidden="0" w:uiPriority="11" w:unhideWhenUsed="0" w:qFormat="1"/>
-    <w:lsdException w:name="Strong" w:semiHidden="0" w:uiPriority="22" w:unhideWhenUsed="0" w:qFormat="1"/>
-    <w:lsdException w:name="Emphasis" w:semiHidden="0" w:uiPriority="20" w:unhideWhenUsed="0" w:qFormat="1"/>
-    <w:lsdException w:name="Table Grid" w:semiHidden="0" w:uiPriority="59" w:unhideWhenUsed="0"/>
-    <w:lsdException w:name="Placeholder Text" w:unhideWhenUsed="0"/>
-    <w:lsdException w:name="No Spacing" w:semiHidden="0" w:uiPriority="1" w:unhideWhenUsed="0" w:qFormat="1"/>
-    <w:lsdException w:name="Light Shading" w:semiHidden="0" w:uiPriority="60" w:unhideWhenUsed="0"/>
-    <w:lsdException w:name="Light List" w:semiHidden="0" w:uiPriority="61" w:unhideWhenUsed="0"/>
-    <w:lsdException w:name="Light Grid" w:semiHidden="0" w:uiPriority="62" w:unhideWhenUsed="0"/>
-    <w:lsdException w:name="Medium Shading 1" w:semiHidden="0" w:uiPriority="63" w:unhideWhenUsed="0"/>
-    <w:lsdException w:name="Medium Shading 2" w:semiHidden="0" w:uiPriority="64" w:unhideWhenUsed="0"/>
-    <w:lsdException w:name="Medium List 1" w:semiHidden="0" w:uiPriority="65" w:unhideWhenUsed="0"/>
-    <w:lsdException w:name="Medium List 2" w:semiHidden="0" w:uiPriority="66" w:unhideWhenUsed="0"/>
-    <w:lsdException w:name="Medium Grid 1" w:semiHidden="0" w:uiPriority="67" w:unhideWhenUsed="0"/>
-    <w:lsdException w:name="Medium Grid 2" w:semiHidden="0" w:uiPriority="68" w:unhideWhenUsed="0"/>
-    <w:lsdException w:name="Medium Grid 3" w:semiHidden="0" w:uiPriority="69" w:unhideWhenUsed="0"/>
-    <w:lsdException w:name="Dark List" w:semiHidden="0" w:uiPriority="70" w:unhideWhenUsed="0"/>
-    <w:lsdException w:name="Colorful Shading" w:semiHidden="0" w:uiPriority="71" w:unhideWhenUsed="0"/>
-    <w:lsdException w:name="Colorful List" w:semiHidden="0" w:uiPriority="72" w:unhideWhenUsed="0"/>
-    <w:lsdException w:name="Colorful Grid" w:semiHidden="0" w:uiPriority="73" w:unhideWhenUsed="0"/>
-    <w:lsdException w:name="Light Shading Accent 1" w:semiHidden="0" w:uiPriority="60" w:unhideWhenUsed="0"/>
-    <w:lsdException w:name="Light List Accent 1" w:semiHidden="0" w:uiPriority="61" w:unhideWhenUsed="0"/>
-    <w:lsdException w:name="Light Grid Accent 1" w:semiHidden="0" w:uiPriority="62" w:unhideWhenUsed="0"/>
-    <w:lsdException w:name="Medium Shading 1 Accent 1" w:semiHidden="0" w:uiPriority="63" w:unhideWhenUsed="0"/>
-    <w:lsdException w:name="Medium Shading 2 Accent 1" w:semiHidden="0" w:uiPriority="64" w:unhideWhenUsed="0"/>
-    <w:lsdException w:name="Medium List 1 Accent 1" w:semiHidden="0" w:uiPriority="65" w:unhideWhenUsed="0"/>
-    <w:lsdException w:name="Revision" w:unhideWhenUsed="0"/>
-    <w:lsdException w:name="List Paragraph" w:semiHidden="0" w:uiPriority="34" w:unhideWhenUsed="0" w:qFormat="1"/>
-    <w:lsdException w:name="Quote" w:semiHidden="0" w:uiPriority="29" w:unhideWhenUsed="0" w:qFormat="1"/>
-    <w:lsdException w:name="Intense Quote" w:semiHidden="0" w:uiPriority="30" w:unhideWhenUsed="0" w:qFormat="1"/>
-    <w:lsdException w:name="Medium List 2 Accent 1" w:semiHidden="0" w:uiPriority="66" w:unhideWhenUsed="0"/>
-    <w:lsdException w:name="Medium Grid 1 Accent 1" w:semiHidden="0" w:uiPriority="67" w:unhideWhenUsed="0"/>
-    <w:lsdException w:name="Medium Grid 2 Accent 1" w:semiHidden="0" w:uiPriority="68" w:unhideWhenUsed="0"/>
-    <w:lsdException w:name="Medium Grid 3 Accent 1" w:semiHidden="0" w:uiPriority="69" w:unhideWhenUsed="0"/>
-    <w:lsdException w:name="Dark List Accent 1" w:semiHidden="0" w:uiPriority="70" w:unhideWhenUsed="0"/>
-    <w:lsdException w:name="Colorful Shading Accent 1" w:semiHidden="0" w:uiPriority="71" w:unhideWhenUsed="0"/>
-    <w:lsdException w:name="Colorful List Accent 1" w:semiHidden="0" w:uiPriority="72" w:unhideWhenUsed="0"/>
-    <w:lsdException w:name="Colorful Grid Accent 1" w:semiHidden="0" w:uiPriority="73" w:unhideWhenUsed="0"/>
-    <w:lsdException w:name="Light Shading Accent 2" w:semiHidden="0" w:uiPriority="60" w:unhideWhenUsed="0"/>
-    <w:lsdException w:name="Light List Accent 2" w:semiHidden="0" w:uiPriority="61" w:unhideWhenUsed="0"/>
-    <w:lsdException w:name="Light Grid Accent 2" w:semiHidden="0" w:uiPriority="62" w:unhideWhenUsed="0"/>
-    <w:lsdException w:name="Medium Shading 1 Accent 2" w:semiHidden="0" w:uiPriority="63" w:unhideWhenUsed="0"/>
-    <w:lsdException w:name="Medium Shading 2 Accent 2" w:semiHidden="0" w:uiPriority="64" w:unhideWhenUsed="0"/>
-    <w:lsdException w:name="Medium List 1 Accent 2" w:semiHidden="0" w:uiPriority="65" w:unhideWhenUsed="0"/>
-    <w:lsdException w:name="Medium List 2 Accent 2" w:semiHidden="0" w:uiPriority="66" w:unhideWhenUsed="0"/>
-    <w:lsdException w:name="Medium Grid 1 Accent 2" w:semiHidden="0" w:uiPriority="67" w:unhideWhenUsed="0"/>
-    <w:lsdException w:name="Medium Grid 2 Accent 2" w:semiHidden="0" w:uiPriority="68" w:unhideWhenUsed="0"/>
-    <w:lsdException w:name="Medium Grid 3 Accent 2" w:semiHidden="0" w:uiPriority="69" w:unhideWhenUsed="0"/>
-    <w:lsdException w:name="Dark List Accent 2" w:semiHidden="0" w:uiPriority="70" w:unhideWhenUsed="0"/>
-    <w:lsdException w:name="Colorful Shading Accent 2" w:semiHidden="0" w:uiPriority="71" w:unhideWhenUsed="0"/>
-    <w:lsdException w:name="Colorful List Accent 2" w:semiHidden="0" w:uiPriority="72" w:unhideWhenUsed="0"/>
-    <w:lsdException w:name="Colorful Grid Accent 2" w:semiHidden="0" w:uiPriority="73" w:unhideWhenUsed="0"/>
-    <w:lsdException w:name="Light Shading Accent 3" w:semiHidden="0" w:uiPriority="60" w:unhideWhenUsed="0"/>
-    <w:lsdException w:name="Light List Accent 3" w:semiHidden="0" w:uiPriority="61" w:unhideWhenUsed="0"/>
-    <w:lsdException w:name="Light Grid Accent 3" w:semiHidden="0" w:uiPriority="62" w:unhideWhenUsed="0"/>
-    <w:lsdException w:name="Medium Shading 1 Accent 3" w:semiHidden="0" w:uiPriority="63" w:unhideWhenUsed="0"/>
-    <w:lsdException w:name="Medium Shading 2 Accent 3" w:semiHidden="0" w:uiPriority="64" w:unhideWhenUsed="0"/>
-    <w:lsdException w:name="Medium List 1 Accent 3" w:semiHidden="0" w:uiPriority="65" w:unhideWhenUsed="0"/>
-    <w:lsdException w:name="Medium List 2 Accent 3" w:semiHidden="0" w:uiPriority="66" w:unhideWhenUsed="0"/>
-    <w:lsdException w:name="Medium Grid 1 Accent 3" w:semiHidden="0" w:uiPriority="67" w:unhideWhenUsed="0"/>
-    <w:lsdException w:name="Medium Grid 2 Accent 3" w:semiHidden="0" w:uiPriority="68" w:unhideWhenUsed="0"/>
-    <w:lsdException w:name="Medium Grid 3 Accent 3" w:semiHidden="0" w:uiPriority="69" w:unhideWhenUsed="0"/>
-    <w:lsdException w:name="Dark List Accent 3" w:semiHidden="0" w:uiPriority="70" w:unhideWhenUsed="0"/>
-    <w:lsdException w:name="Colorful Shading Accent 3" w:semiHidden="0" w:uiPriority="71" w:unhideWhenUsed="0"/>
-    <w:lsdException w:name="Colorful List Accent 3" w:semiHidden="0" w:uiPriority="72" w:unhideWhenUsed="0"/>
-    <w:lsdException w:name="Colorful Grid Accent 3" w:semiHidden="0" w:uiPriority="73" w:unhideWhenUsed="0"/>
-    <w:lsdException w:name="Light Shading Accent 4" w:semiHidden="0" w:uiPriority="60" w:unhideWhenUsed="0"/>
-    <w:lsdException w:name="Light List Accent 4" w:semiHidden="0" w:uiPriority="61" w:unhideWhenUsed="0"/>
-    <w:lsdException w:name="Light Grid Accent 4" w:semiHidden="0" w:uiPriority="62" w:unhideWhenUsed="0"/>
-    <w:lsdException w:name="Medium Shading 1 Accent 4" w:semiHidden="0" w:uiPriority="63" w:unhideWhenUsed="0"/>
-    <w:lsdException w:name="Medium Shading 2 Accent 4" w:semiHidden="0" w:uiPriority="64" w:unhideWhenUsed="0"/>
-    <w:lsdException w:name="Medium List 1 Accent 4" w:semiHidden="0" w:uiPriority="65" w:unhideWhenUsed="0"/>
-    <w:lsdException w:name="Medium List 2 Accent 4" w:semiHidden="0" w:uiPriority="66" w:unhideWhenUsed="0"/>
-    <w:lsdException w:name="Medium Grid 1 Accent 4" w:semiHidden="0" w:uiPriority="67" w:unhideWhenUsed="0"/>
-    <w:lsdException w:name="Medium Grid 2 Accent 4" w:semiHidden="0" w:uiPriority="68" w:unhideWhenUsed="0"/>
-    <w:lsdException w:name="Medium Grid 3 Accent 4" w:semiHidden="0" w:uiPriority="69" w:unhideWhenUsed="0"/>
-    <w:lsdException w:name="Dark List Accent 4" w:semiHidden="0" w:uiPriority="70" w:unhideWhenUsed="0"/>
-    <w:lsdException w:name="Colorful Shading Accent 4" w:semiHidden="0" w:uiPriority="71" w:unhideWhenUsed="0"/>
-    <w:lsdException w:name="Colorful List Accent 4" w:semiHidden="0" w:uiPriority="72" w:unhideWhenUsed="0"/>
-    <w:lsdException w:name="Colorful Grid Accent 4" w:semiHidden="0" w:uiPriority="73" w:unhideWhenUsed="0"/>
-    <w:lsdException w:name="Light Shading Accent 5" w:semiHidden="0" w:uiPriority="60" w:unhideWhenUsed="0"/>
-    <w:lsdException w:name="Light List Accent 5" w:semiHidden="0" w:uiPriority="61" w:unhideWhenUsed="0"/>
-    <w:lsdException w:name="Light Grid Accent 5" w:semiHidden="0" w:uiPriority="62" w:unhideWhenUsed="0"/>
-    <w:lsdException w:name="Medium Shading 1 Accent 5" w:semiHidden="0" w:uiPriority="63" w:unhideWhenUsed="0"/>
-    <w:lsdException w:name="Medium Shading 2 Accent 5" w:semiHidden="0" w:uiPriority="64" w:unhideWhenUsed="0"/>
-    <w:lsdException w:name="Medium List 1 Accent 5" w:semiHidden="0" w:uiPriority="65" w:unhideWhenUsed="0"/>
-    <w:lsdException w:name="Medium List 2 Accent 5" w:semiHidden="0" w:uiPriority="66" w:unhideWhenUsed="0"/>
-    <w:lsdException w:name="Medium Grid 1 Accent 5" w:semiHidden="0" w:uiPriority="67" w:unhideWhenUsed="0"/>
-    <w:lsdException w:name="Medium Grid 2 Accent 5" w:semiHidden="0" w:uiPriority="68" w:unhideWhenUsed="0"/>
-    <w:lsdException w:name="Medium Grid 3 Accent 5" w:semiHidden="0" w:uiPriority="69" w:unhideWhenUsed="0"/>
-    <w:lsdException w:name="Dark List Accent 5" w:semiHidden="0" w:uiPriority="70" w:unhideWhenUsed="0"/>
-    <w:lsdException w:name="Colorful Shading Accent 5" w:semiHidden="0" w:uiPriority="71" w:unhideWhenUsed="0"/>
-    <w:lsdException w:name="Colorful List Accent 5" w:semiHidden="0" w:uiPriority="72" w:unhideWhenUsed="0"/>
-    <w:lsdException w:name="Colorful Grid Accent 5" w:semiHidden="0" w:uiPriority="73" w:unhideWhenUsed="0"/>
-    <w:lsdException w:name="Light Shading Accent 6" w:semiHidden="0" w:uiPriority="60" w:unhideWhenUsed="0"/>
-    <w:lsdException w:name="Light List Accent 6" w:semiHidden="0" w:uiPriority="61" w:unhideWhenUsed="0"/>
-    <w:lsdException w:name="Light Grid Accent 6" w:semiHidden="0" w:uiPriority="62" w:unhideWhenUsed="0"/>
-    <w:lsdException w:name="Medium Shading 1 Accent 6" w:semiHidden="0" w:uiPriority="63" w:unhideWhenUsed="0"/>
-    <w:lsdException w:name="Medium Shading 2 Accent 6" w:semiHidden="0" w:uiPriority="64" w:unhideWhenUsed="0"/>
-    <w:lsdException w:name="Medium List 1 Accent 6" w:semiHidden="0" w:uiPriority="65" w:unhideWhenUsed="0"/>
-    <w:lsdException w:name="Medium List 2 Accent 6" w:semiHidden="0" w:uiPriority="66" w:unhideWhenUsed="0"/>
-    <w:lsdException w:name="Medium Grid 1 Accent 6" w:semiHidden="0" w:uiPriority="67" w:unhideWhenUsed="0"/>
-    <w:lsdException w:name="Medium Grid 2 Accent 6" w:semiHidden="0" w:uiPriority="68" w:unhideWhenUsed="0"/>
-    <w:lsdException w:name="Medium Grid 3 Accent 6" w:semiHidden="0" w:uiPriority="69" w:unhideWhenUsed="0"/>
-    <w:lsdException w:name="Dark List Accent 6" w:semiHidden="0" w:uiPriority="70" w:unhideWhenUsed="0"/>
-    <w:lsdException w:name="Colorful Shading Accent 6" w:semiHidden="0" w:uiPriority="71" w:unhideWhenUsed="0"/>
-    <w:lsdException w:name="Colorful List Accent 6" w:semiHidden="0" w:uiPriority="72" w:unhideWhenUsed="0"/>
-    <w:lsdException w:name="Colorful Grid Accent 6" w:semiHidden="0" w:uiPriority="73" w:unhideWhenUsed="0"/>
-    <w:lsdException w:name="Subtle Emphasis" w:semiHidden="0" w:uiPriority="19" w:unhideWhenUsed="0" w:qFormat="1"/>
-    <w:lsdException w:name="Intense Emphasis" w:semiHidden="0" w:uiPriority="21" w:unhideWhenUsed="0" w:qFormat="1"/>
-    <w:lsdException w:name="Subtle Reference" w:semiHidden="0" w:uiPriority="31" w:unhideWhenUsed="0" w:qFormat="1"/>
-    <w:lsdException w:name="Intense Reference" w:semiHidden="0" w:uiPriority="32" w:unhideWhenUsed="0" w:qFormat="1"/>
-    <w:lsdException w:name="Book Title" w:semiHidden="0" w:uiPriority="33" w:unhideWhenUsed="0" w:qFormat="1"/>
-    <w:lsdException w:name="Bibliography" w:uiPriority="37"/>
-    <w:lsdException w:name="TOC Heading" w:uiPriority="39" w:qFormat="1"/>
+  <w:latentStyles w:defLockedState="0" w:defUIPriority="99" w:defSemiHidden="0" w:defUnhideWhenUsed="0" w:defQFormat="0" w:count="376">
+    <w:lsdException w:name="Normal" w:uiPriority="0" w:qFormat="1"/>
+    <w:lsdException w:name="heading 1" w:uiPriority="9" w:qFormat="1"/>
+    <w:lsdException w:name="heading 2" w:semiHidden="1" w:uiPriority="9" w:unhideWhenUsed="1" w:qFormat="1"/>
+    <w:lsdException w:name="heading 3" w:semiHidden="1" w:uiPriority="9" w:unhideWhenUsed="1" w:qFormat="1"/>
+    <w:lsdException w:name="heading 4" w:semiHidden="1" w:uiPriority="9" w:unhideWhenUsed="1" w:qFormat="1"/>
+    <w:lsdException w:name="heading 5" w:semiHidden="1" w:uiPriority="9" w:unhideWhenUsed="1" w:qFormat="1"/>
+    <w:lsdException w:name="heading 6" w:semiHidden="1" w:uiPriority="9" w:unhideWhenUsed="1" w:qFormat="1"/>
+    <w:lsdException w:name="heading 7" w:semiHidden="1" w:uiPriority="9" w:unhideWhenUsed="1" w:qFormat="1"/>
+    <w:lsdException w:name="heading 8" w:semiHidden="1" w:uiPriority="9" w:unhideWhenUsed="1" w:qFormat="1"/>
+    <w:lsdException w:name="heading 9" w:semiHidden="1" w:uiPriority="9" w:unhideWhenUsed="1" w:qFormat="1"/>
+    <w:lsdException w:name="index 1" w:semiHidden="1" w:unhideWhenUsed="1"/>
+    <w:lsdException w:name="index 2" w:semiHidden="1" w:unhideWhenUsed="1"/>
+    <w:lsdException w:name="index 3" w:semiHidden="1" w:unhideWhenUsed="1"/>
+    <w:lsdException w:name="index 4" w:semiHidden="1" w:unhideWhenUsed="1"/>
+    <w:lsdException w:name="index 5" w:semiHidden="1" w:unhideWhenUsed="1"/>
+    <w:lsdException w:name="index 6" w:semiHidden="1" w:unhideWhenUsed="1"/>
+    <w:lsdException w:name="index 7" w:semiHidden="1" w:unhideWhenUsed="1"/>
+    <w:lsdException w:name="index 8" w:semiHidden="1" w:unhideWhenUsed="1"/>
+    <w:lsdException w:name="index 9" w:semiHidden="1" w:unhideWhenUsed="1"/>
+    <w:lsdException w:name="toc 1" w:semiHidden="1" w:uiPriority="39" w:unhideWhenUsed="1"/>
+    <w:lsdException w:name="toc 2" w:semiHidden="1" w:uiPriority="39" w:unhideWhenUsed="1"/>
+    <w:lsdException w:name="toc 3" w:semiHidden="1" w:uiPriority="39" w:unhideWhenUsed="1"/>
+    <w:lsdException w:name="toc 4" w:semiHidden="1" w:uiPriority="39" w:unhideWhenUsed="1"/>
+    <w:lsdException w:name="toc 5" w:semiHidden="1" w:uiPriority="39" w:unhideWhenUsed="1"/>
+    <w:lsdException w:name="toc 6" w:semiHidden="1" w:uiPriority="39" w:unhideWhenUsed="1"/>
+    <w:lsdException w:name="toc 7" w:semiHidden="1" w:uiPriority="39" w:unhideWhenUsed="1"/>
+    <w:lsdException w:name="toc 8" w:semiHidden="1" w:uiPriority="39" w:unhideWhenUsed="1"/>
+    <w:lsdException w:name="toc 9" w:semiHidden="1" w:uiPriority="39" w:unhideWhenUsed="1"/>
+    <w:lsdException w:name="Normal Indent" w:semiHidden="1" w:unhideWhenUsed="1"/>
+    <w:lsdException w:name="footnote text" w:semiHidden="1" w:unhideWhenUsed="1"/>
+    <w:lsdException w:name="annotation text" w:semiHidden="1" w:unhideWhenUsed="1"/>
+    <w:lsdException w:name="header" w:semiHidden="1" w:unhideWhenUsed="1"/>
+    <w:lsdException w:name="footer" w:semiHidden="1" w:unhideWhenUsed="1"/>
+    <w:lsdException w:name="index heading" w:semiHidden="1" w:unhideWhenUsed="1"/>
+    <w:lsdException w:name="caption" w:semiHidden="1" w:uiPriority="35" w:unhideWhenUsed="1" w:qFormat="1"/>
+    <w:lsdException w:name="table of figures" w:semiHidden="1" w:unhideWhenUsed="1"/>
+    <w:lsdException w:name="envelope address" w:semiHidden="1" w:unhideWhenUsed="1"/>
+    <w:lsdException w:name="envelope return" w:semiHidden="1" w:unhideWhenUsed="1"/>
+    <w:lsdException w:name="footnote reference" w:semiHidden="1" w:unhideWhenUsed="1"/>
+    <w:lsdException w:name="annotation reference" w:semiHidden="1" w:unhideWhenUsed="1"/>
+    <w:lsdException w:name="line number" w:semiHidden="1" w:unhideWhenUsed="1"/>
+    <w:lsdException w:name="page number" w:semiHidden="1" w:unhideWhenUsed="1"/>
+    <w:lsdException w:name="endnote reference" w:semiHidden="1" w:unhideWhenUsed="1"/>
+    <w:lsdException w:name="endnote text" w:semiHidden="1" w:unhideWhenUsed="1"/>
+    <w:lsdException w:name="table of authorities" w:semiHidden="1" w:unhideWhenUsed="1"/>
+    <w:lsdException w:name="macro" w:semiHidden="1" w:unhideWhenUsed="1"/>
+    <w:lsdException w:name="toa heading" w:semiHidden="1" w:unhideWhenUsed="1"/>
+    <w:lsdException w:name="List" w:semiHidden="1" w:unhideWhenUsed="1"/>
+    <w:lsdException w:name="List Bullet" w:semiHidden="1" w:unhideWhenUsed="1"/>
+    <w:lsdException w:name="List Number" w:semiHidden="1" w:unhideWhenUsed="1"/>
+    <w:lsdException w:name="List 2" w:semiHidden="1" w:unhideWhenUsed="1"/>
+    <w:lsdException w:name="List 3" w:semiHidden="1" w:unhideWhenUsed="1"/>
+    <w:lsdException w:name="List 4" w:semiHidden="1" w:unhideWhenUsed="1"/>
+    <w:lsdException w:name="List 5" w:semiHidden="1" w:unhideWhenUsed="1"/>
+    <w:lsdException w:name="List Bullet 2" w:semiHidden="1" w:unhideWhenUsed="1"/>
+    <w:lsdException w:name="List Bullet 3" w:semiHidden="1" w:unhideWhenUsed="1"/>
+    <w:lsdException w:name="List Bullet 4" w:semiHidden="1" w:unhideWhenUsed="1"/>
+    <w:lsdException w:name="List Bullet 5" w:semiHidden="1" w:unhideWhenUsed="1"/>
+    <w:lsdException w:name="List Number 2" w:semiHidden="1" w:unhideWhenUsed="1"/>
+    <w:lsdException w:name="List Number 3" w:semiHidden="1" w:unhideWhenUsed="1"/>
+    <w:lsdException w:name="List Number 4" w:semiHidden="1" w:unhideWhenUsed="1"/>
+    <w:lsdException w:name="List Number 5" w:semiHidden="1" w:unhideWhenUsed="1"/>
+    <w:lsdException w:name="Title" w:uiPriority="10" w:qFormat="1"/>
+    <w:lsdException w:name="Closing" w:semiHidden="1" w:unhideWhenUsed="1"/>
+    <w:lsdException w:name="Signature" w:semiHidden="1" w:unhideWhenUsed="1"/>
+    <w:lsdException w:name="Default Paragraph Font" w:semiHidden="1" w:uiPriority="1" w:unhideWhenUsed="1"/>
+    <w:lsdException w:name="Body Text" w:semiHidden="1" w:unhideWhenUsed="1"/>
+    <w:lsdException w:name="Body Text Indent" w:semiHidden="1" w:unhideWhenUsed="1"/>
+    <w:lsdException w:name="List Continue" w:semiHidden="1" w:unhideWhenUsed="1"/>
+    <w:lsdException w:name="List Continue 2" w:semiHidden="1" w:unhideWhenUsed="1"/>
+    <w:lsdException w:name="List Continue 3" w:semiHidden="1" w:unhideWhenUsed="1"/>
+    <w:lsdException w:name="List Continue 4" w:semiHidden="1" w:unhideWhenUsed="1"/>
+    <w:lsdException w:name="List Continue 5" w:semiHidden="1" w:unhideWhenUsed="1"/>
+    <w:lsdException w:name="Message Header" w:semiHidden="1" w:unhideWhenUsed="1"/>
+    <w:lsdException w:name="Subtitle" w:uiPriority="11" w:qFormat="1"/>
+    <w:lsdException w:name="Salutation" w:semiHidden="1" w:unhideWhenUsed="1"/>
+    <w:lsdException w:name="Date" w:semiHidden="1" w:unhideWhenUsed="1"/>
+    <w:lsdException w:name="Body Text First Indent" w:semiHidden="1" w:unhideWhenUsed="1"/>
+    <w:lsdException w:name="Body Text First Indent 2" w:semiHidden="1" w:unhideWhenUsed="1"/>
+    <w:lsdException w:name="Note Heading" w:semiHidden="1" w:unhideWhenUsed="1"/>
+    <w:lsdException w:name="Body Text 2" w:semiHidden="1" w:unhideWhenUsed="1"/>
+    <w:lsdException w:name="Body Text 3" w:semiHidden="1" w:unhideWhenUsed="1"/>
+    <w:lsdException w:name="Body Text Indent 2" w:semiHidden="1" w:unhideWhenUsed="1"/>
+    <w:lsdException w:name="Body Text Indent 3" w:semiHidden="1" w:unhideWhenUsed="1"/>
+    <w:lsdException w:name="Block Text" w:semiHidden="1" w:unhideWhenUsed="1"/>
+    <w:lsdException w:name="Hyperlink" w:semiHidden="1" w:unhideWhenUsed="1"/>
+    <w:lsdException w:name="FollowedHyperlink" w:semiHidden="1" w:unhideWhenUsed="1"/>
+    <w:lsdException w:name="Strong" w:uiPriority="22" w:qFormat="1"/>
+    <w:lsdException w:name="Emphasis" w:uiPriority="20" w:qFormat="1"/>
+    <w:lsdException w:name="Document Map" w:semiHidden="1" w:unhideWhenUsed="1"/>
+    <w:lsdException w:name="Plain Text" w:semiHidden="1" w:unhideWhenUsed="1"/>
+    <w:lsdException w:name="E-mail Signature" w:semiHidden="1" w:unhideWhenUsed="1"/>
+    <w:lsdException w:name="HTML Top of Form" w:semiHidden="1" w:unhideWhenUsed="1"/>
+    <w:lsdException w:name="HTML Bottom of Form" w:semiHidden="1" w:unhideWhenUsed="1"/>
+    <w:lsdException w:name="Normal (Web)" w:semiHidden="1" w:unhideWhenUsed="1"/>
+    <w:lsdException w:name="HTML Acronym" w:semiHidden="1" w:unhideWhenUsed="1"/>
+    <w:lsdException w:name="HTML Address" w:semiHidden="1" w:unhideWhenUsed="1"/>
+    <w:lsdException w:name="HTML Cite" w:semiHidden="1" w:unhideWhenUsed="1"/>
+    <w:lsdException w:name="HTML Code" w:semiHidden="1" w:unhideWhenUsed="1"/>
+    <w:lsdException w:name="HTML Definition" w:semiHidden="1" w:unhideWhenUsed="1"/>
+    <w:lsdException w:name="HTML Keyboard" w:semiHidden="1" w:unhideWhenUsed="1"/>
+    <w:lsdException w:name="HTML Preformatted" w:semiHidden="1" w:unhideWhenUsed="1"/>
+    <w:lsdException w:name="HTML Sample" w:semiHidden="1" w:unhideWhenUsed="1"/>
+    <w:lsdException w:name="HTML Typewriter" w:semiHidden="1" w:unhideWhenUsed="1"/>
+    <w:lsdException w:name="HTML Variable" w:semiHidden="1" w:unhideWhenUsed="1"/>
+    <w:lsdException w:name="Normal Table" w:semiHidden="1" w:unhideWhenUsed="1"/>
+    <w:lsdException w:name="annotation subject" w:semiHidden="1" w:unhideWhenUsed="1"/>
+    <w:lsdException w:name="No List" w:semiHidden="1" w:unhideWhenUsed="1"/>
+    <w:lsdException w:name="Outline List 1" w:semiHidden="1" w:unhideWhenUsed="1"/>
+    <w:lsdException w:name="Outline List 2" w:semiHidden="1" w:unhideWhenUsed="1"/>
+    <w:lsdException w:name="Outline List 3" w:semiHidden="1" w:unhideWhenUsed="1"/>
+    <w:lsdException w:name="Table Simple 1" w:semiHidden="1" w:unhideWhenUsed="1"/>
+    <w:lsdException w:name="Table Simple 2" w:semiHidden="1" w:unhideWhenUsed="1"/>
+    <w:lsdException w:name="Table Simple 3" w:semiHidden="1" w:unhideWhenUsed="1"/>
+    <w:lsdException w:name="Table Classic 1" w:semiHidden="1" w:unhideWhenUsed="1"/>
+    <w:lsdException w:name="Table Classic 2" w:semiHidden="1" w:unhideWhenUsed="1"/>
+    <w:lsdException w:name="Table Classic 3" w:semiHidden="1" w:unhideWhenUsed="1"/>
+    <w:lsdException w:name="Table Classic 4" w:semiHidden="1" w:unhideWhenUsed="1"/>
+    <w:lsdException w:name="Table Colorful 1" w:semiHidden="1" w:unhideWhenUsed="1"/>
+    <w:lsdException w:name="Table Colorful 2" w:semiHidden="1" w:unhideWhenUsed="1"/>
+    <w:lsdException w:name="Table Colorful 3" w:semiHidden="1" w:unhideWhenUsed="1"/>
+    <w:lsdException w:name="Table Columns 1" w:semiHidden="1" w:unhideWhenUsed="1"/>
+    <w:lsdException w:name="Table Columns 2" w:semiHidden="1" w:unhideWhenUsed="1"/>
+    <w:lsdException w:name="Table Columns 3" w:semiHidden="1" w:unhideWhenUsed="1"/>
+    <w:lsdException w:name="Table Columns 4" w:semiHidden="1" w:unhideWhenUsed="1"/>
+    <w:lsdException w:name="Table Columns 5" w:semiHidden="1" w:unhideWhenUsed="1"/>
+    <w:lsdException w:name="Table Grid 1" w:semiHidden="1" w:unhideWhenUsed="1"/>
+    <w:lsdException w:name="Table Grid 2" w:semiHidden="1" w:unhideWhenUsed="1"/>
+    <w:lsdException w:name="Table Grid 3" w:semiHidden="1" w:unhideWhenUsed="1"/>
+    <w:lsdException w:name="Table Grid 4" w:semiHidden="1" w:unhideWhenUsed="1"/>
+    <w:lsdException w:name="Table Grid 5" w:semiHidden="1" w:unhideWhenUsed="1"/>
+    <w:lsdException w:name="Table Grid 6" w:semiHidden="1" w:unhideWhenUsed="1"/>
+    <w:lsdException w:name="Table Grid 7" w:semiHidden="1" w:unhideWhenUsed="1"/>
+    <w:lsdException w:name="Table Grid 8" w:semiHidden="1" w:unhideWhenUsed="1"/>
+    <w:lsdException w:name="Table List 1" w:semiHidden="1" w:unhideWhenUsed="1"/>
+    <w:lsdException w:name="Table List 2" w:semiHidden="1" w:unhideWhenUsed="1"/>
+    <w:lsdException w:name="Table List 3" w:semiHidden="1" w:unhideWhenUsed="1"/>
+    <w:lsdException w:name="Table List 4" w:semiHidden="1" w:unhideWhenUsed="1"/>
+    <w:lsdException w:name="Table List 5" w:semiHidden="1" w:unhideWhenUsed="1"/>
+    <w:lsdException w:name="Table List 6" w:semiHidden="1" w:unhideWhenUsed="1"/>
+    <w:lsdException w:name="Table List 7" w:semiHidden="1" w:unhideWhenUsed="1"/>
+    <w:lsdException w:name="Table List 8" w:semiHidden="1" w:unhideWhenUsed="1"/>
+    <w:lsdException w:name="Table 3D effects 1" w:semiHidden="1" w:unhideWhenUsed="1"/>
+    <w:lsdException w:name="Table 3D effects 2" w:semiHidden="1" w:unhideWhenUsed="1"/>
+    <w:lsdException w:name="Table 3D effects 3" w:semiHidden="1" w:unhideWhenUsed="1"/>
+    <w:lsdException w:name="Table Contemporary" w:semiHidden="1" w:unhideWhenUsed="1"/>
+    <w:lsdException w:name="Table Elegant" w:semiHidden="1" w:unhideWhenUsed="1"/>
+    <w:lsdException w:name="Table Professional" w:semiHidden="1" w:unhideWhenUsed="1"/>
+    <w:lsdException w:name="Table Subtle 1" w:semiHidden="1" w:unhideWhenUsed="1"/>
+    <w:lsdException w:name="Table Subtle 2" w:semiHidden="1" w:unhideWhenUsed="1"/>
+    <w:lsdException w:name="Table Web 1" w:semiHidden="1" w:unhideWhenUsed="1"/>
+    <w:lsdException w:name="Table Web 2" w:semiHidden="1" w:unhideWhenUsed="1"/>
+    <w:lsdException w:name="Table Web 3" w:semiHidden="1" w:unhideWhenUsed="1"/>
+    <w:lsdException w:name="Balloon Text" w:semiHidden="1" w:unhideWhenUsed="1"/>
+    <w:lsdException w:name="Table Grid" w:uiPriority="59"/>
+    <w:lsdException w:name="Table Theme" w:semiHidden="1" w:unhideWhenUsed="1"/>
+    <w:lsdException w:name="Placeholder Text" w:semiHidden="1"/>
+    <w:lsdException w:name="No Spacing" w:uiPriority="1" w:qFormat="1"/>
+    <w:lsdException w:name="Light Shading" w:uiPriority="60"/>
+    <w:lsdException w:name="Light List" w:uiPriority="61"/>
+    <w:lsdException w:name="Light Grid" w:uiPriority="62"/>
+    <w:lsdException w:name="Medium Shading 1" w:uiPriority="63"/>
+    <w:lsdException w:name="Medium Shading 2" w:uiPriority="64"/>
+    <w:lsdException w:name="Medium List 1" w:uiPriority="65"/>
+    <w:lsdException w:name="Medium List 2" w:uiPriority="66"/>
+    <w:lsdException w:name="Medium Grid 1" w:uiPriority="67"/>
+    <w:lsdException w:name="Medium Grid 2" w:uiPriority="68"/>
+    <w:lsdException w:name="Medium Grid 3" w:uiPriority="69"/>
+    <w:lsdException w:name="Dark List" w:uiPriority="70"/>
+    <w:lsdException w:name="Colorful Shading" w:uiPriority="71"/>
+    <w:lsdException w:name="Colorful List" w:uiPriority="72"/>
+    <w:lsdException w:name="Colorful Grid" w:uiPriority="73"/>
+    <w:lsdException w:name="Light Shading Accent 1" w:uiPriority="60"/>
+    <w:lsdException w:name="Light List Accent 1" w:uiPriority="61"/>
+    <w:lsdException w:name="Light Grid Accent 1" w:uiPriority="62"/>
+    <w:lsdException w:name="Medium Shading 1 Accent 1" w:uiPriority="63"/>
+    <w:lsdException w:name="Medium Shading 2 Accent 1" w:uiPriority="64"/>
+    <w:lsdException w:name="Medium List 1 Accent 1" w:uiPriority="65"/>
+    <w:lsdException w:name="Revision" w:semiHidden="1"/>
+    <w:lsdException w:name="List Paragraph" w:uiPriority="34" w:qFormat="1"/>
+    <w:lsdException w:name="Quote" w:uiPriority="29" w:qFormat="1"/>
+    <w:lsdException w:name="Intense Quote" w:uiPriority="30" w:qFormat="1"/>
+    <w:lsdException w:name="Medium List 2 Accent 1" w:uiPriority="66"/>
+    <w:lsdException w:name="Medium Grid 1 Accent 1" w:uiPriority="67"/>
+    <w:lsdException w:name="Medium Grid 2 Accent 1" w:uiPriority="68"/>
+    <w:lsdException w:name="Medium Grid 3 Accent 1" w:uiPriority="69"/>
+    <w:lsdException w:name="Dark List Accent 1" w:uiPriority="70"/>
+    <w:lsdException w:name="Colorful Shading Accent 1" w:uiPriority="71"/>
+    <w:lsdException w:name="Colorful List Accent 1" w:uiPriority="72"/>
+    <w:lsdException w:name="Colorful Grid Accent 1" w:uiPriority="73"/>
+    <w:lsdException w:name="Light Shading Accent 2" w:uiPriority="60"/>
+    <w:lsdException w:name="Light List Accent 2" w:uiPriority="61"/>
+    <w:lsdException w:name="Light Grid Accent 2" w:uiPriority="62"/>
+    <w:lsdException w:name="Medium Shading 1 Accent 2" w:uiPriority="63"/>
+    <w:lsdException w:name="Medium Shading 2 Accent 2" w:uiPriority="64"/>
+    <w:lsdException w:name="Medium List 1 Accent 2" w:uiPriority="65"/>
+    <w:lsdException w:name="Medium List 2 Accent 2" w:uiPriority="66"/>
+    <w:lsdException w:name="Medium Grid 1 Accent 2" w:uiPriority="67"/>
+    <w:lsdException w:name="Medium Grid 2 Accent 2" w:uiPriority="68"/>
+    <w:lsdException w:name="Medium Grid 3 Accent 2" w:uiPriority="69"/>
+    <w:lsdException w:name="Dark List Accent 2" w:uiPriority="70"/>
+    <w:lsdException w:name="Colorful Shading Accent 2" w:uiPriority="71"/>
+    <w:lsdException w:name="Colorful List Accent 2" w:uiPriority="72"/>
+    <w:lsdException w:name="Colorful Grid Accent 2" w:uiPriority="73"/>
+    <w:lsdException w:name="Light Shading Accent 3" w:uiPriority="60"/>
+    <w:lsdException w:name="Light List Accent 3" w:uiPriority="61"/>
+    <w:lsdException w:name="Light Grid Accent 3" w:uiPriority="62"/>
+    <w:lsdException w:name="Medium Shading 1 Accent 3" w:uiPriority="63"/>
+    <w:lsdException w:name="Medium Shading 2 Accent 3" w:uiPriority="64"/>
+    <w:lsdException w:name="Medium List 1 Accent 3" w:uiPriority="65"/>
+    <w:lsdException w:name="Medium List 2 Accent 3" w:uiPriority="66"/>
+    <w:lsdException w:name="Medium Grid 1 Accent 3" w:uiPriority="67"/>
+    <w:lsdException w:name="Medium Grid 2 Accent 3" w:uiPriority="68"/>
+    <w:lsdException w:name="Medium Grid 3 Accent 3" w:uiPriority="69"/>
+    <w:lsdException w:name="Dark List Accent 3" w:uiPriority="70"/>
+    <w:lsdException w:name="Colorful Shading Accent 3" w:uiPriority="71"/>
+    <w:lsdException w:name="Colorful List Accent 3" w:uiPriority="72"/>
+    <w:lsdException w:name="Colorful Grid Accent 3" w:uiPriority="73"/>
+    <w:lsdException w:name="Light Shading Accent 4" w:uiPriority="60"/>
+    <w:lsdException w:name="Light List Accent 4" w:uiPriority="61"/>
+    <w:lsdException w:name="Light Grid Accent 4" w:uiPriority="62"/>
+    <w:lsdException w:name="Medium Shading 1 Accent 4" w:uiPriority="63"/>
+    <w:lsdException w:name="Medium Shading 2 Accent 4" w:uiPriority="64"/>
+    <w:lsdException w:name="Medium List 1 Accent 4" w:uiPriority="65"/>
+    <w:lsdException w:name="Medium List 2 Accent 4" w:uiPriority="66"/>
+    <w:lsdException w:name="Medium Grid 1 Accent 4" w:uiPriority="67"/>
+    <w:lsdException w:name="Medium Grid 2 Accent 4" w:uiPriority="68"/>
+    <w:lsdException w:name="Medium Grid 3 Accent 4" w:uiPriority="69"/>
+    <w:lsdException w:name="Dark List Accent 4" w:uiPriority="70"/>
+    <w:lsdException w:name="Colorful Shading Accent 4" w:uiPriority="71"/>
+    <w:lsdException w:name="Colorful List Accent 4" w:uiPriority="72"/>
+    <w:lsdException w:name="Colorful Grid Accent 4" w:uiPriority="73"/>
+    <w:lsdException w:name="Light Shading Accent 5" w:uiPriority="60"/>
+    <w:lsdException w:name="Light List Accent 5" w:uiPriority="61"/>
+    <w:lsdException w:name="Light Grid Accent 5" w:uiPriority="62"/>
+    <w:lsdException w:name="Medium Shading 1 Accent 5" w:uiPriority="63"/>
+    <w:lsdException w:name="Medium Shading 2 Accent 5" w:uiPriority="64"/>
+    <w:lsdException w:name="Medium List 1 Accent 5" w:uiPriority="65"/>
+    <w:lsdException w:name="Medium List 2 Accent 5" w:uiPriority="66"/>
+    <w:lsdException w:name="Medium Grid 1 Accent 5" w:uiPriority="67"/>
+    <w:lsdException w:name="Medium Grid 2 Accent 5" w:uiPriority="68"/>
+    <w:lsdException w:name="Medium Grid 3 Accent 5" w:uiPriority="69"/>
+    <w:lsdException w:name="Dark List Accent 5" w:uiPriority="70"/>
+    <w:lsdException w:name="Colorful Shading Accent 5" w:uiPriority="71"/>
+    <w:lsdException w:name="Colorful List Accent 5" w:uiPriority="72"/>
+    <w:lsdException w:name="Colorful Grid Accent 5" w:uiPriority="73"/>
+    <w:lsdException w:name="Light Shading Accent 6" w:uiPriority="60"/>
+    <w:lsdException w:name="Light List Accent 6" w:uiPriority="61"/>
+    <w:lsdException w:name="Light Grid Accent 6" w:uiPriority="62"/>
+    <w:lsdException w:name="Medium Shading 1 Accent 6" w:uiPriority="63"/>
+    <w:lsdException w:name="Medium Shading 2 Accent 6" w:uiPriority="64"/>
+    <w:lsdException w:name="Medium List 1 Accent 6" w:uiPriority="65"/>
+    <w:lsdException w:name="Medium List 2 Accent 6" w:uiPriority="66"/>
+    <w:lsdException w:name="Medium Grid 1 Accent 6" w:uiPriority="67"/>
+    <w:lsdException w:name="Medium Grid 2 Accent 6" w:uiPriority="68"/>
+    <w:lsdException w:name="Medium Grid 3 Accent 6" w:uiPriority="69"/>
+    <w:lsdException w:name="Dark List Accent 6" w:uiPriority="70"/>
+    <w:lsdException w:name="Colorful Shading Accent 6" w:uiPriority="71"/>
+    <w:lsdException w:name="Colorful List Accent 6" w:uiPriority="72"/>
+    <w:lsdException w:name="Colorful Grid Accent 6" w:uiPriority="73"/>
+    <w:lsdException w:name="Subtle Emphasis" w:uiPriority="19" w:qFormat="1"/>
+    <w:lsdException w:name="Intense Emphasis" w:uiPriority="21" w:qFormat="1"/>
+    <w:lsdException w:name="Subtle Reference" w:uiPriority="31" w:qFormat="1"/>
+    <w:lsdException w:name="Intense Reference" w:uiPriority="32" w:qFormat="1"/>
+    <w:lsdException w:name="Book Title" w:uiPriority="33" w:qFormat="1"/>
+    <w:lsdException w:name="Bibliography" w:semiHidden="1" w:uiPriority="37" w:unhideWhenUsed="1"/>
+    <w:lsdException w:name="TOC Heading" w:semiHidden="1" w:uiPriority="39" w:unhideWhenUsed="1" w:qFormat="1"/>
+    <w:lsdException w:name="Plain Table 1" w:uiPriority="41"/>
+    <w:lsdException w:name="Plain Table 2" w:uiPriority="42"/>
+    <w:lsdException w:name="Plain Table 3" w:uiPriority="43"/>
+    <w:lsdException w:name="Plain Table 4" w:uiPriority="44"/>
+    <w:lsdException w:name="Plain Table 5" w:uiPriority="45"/>
+    <w:lsdException w:name="Grid Table Light" w:uiPriority="40"/>
+    <w:lsdException w:name="Grid Table 1 Light" w:uiPriority="46"/>
+    <w:lsdException w:name="Grid Table 2" w:uiPriority="47"/>
+    <w:lsdException w:name="Grid Table 3" w:uiPriority="48"/>
+    <w:lsdException w:name="Grid Table 4" w:uiPriority="49"/>
+    <w:lsdException w:name="Grid Table 5 Dark" w:uiPriority="50"/>
+    <w:lsdException w:name="Grid Table 6 Colorful" w:uiPriority="51"/>
+    <w:lsdException w:name="Grid Table 7 Colorful" w:uiPriority="52"/>
+    <w:lsdException w:name="Grid Table 1 Light Accent 1" w:uiPriority="46"/>
+    <w:lsdException w:name="Grid Table 2 Accent 1" w:uiPriority="47"/>
+    <w:lsdException w:name="Grid Table 3 Accent 1" w:uiPriority="48"/>
+    <w:lsdException w:name="Grid Table 4 Accent 1" w:uiPriority="49"/>
+    <w:lsdException w:name="Grid Table 5 Dark Accent 1" w:uiPriority="50"/>
+    <w:lsdException w:name="Grid Table 6 Colorful Accent 1" w:uiPriority="51"/>
+    <w:lsdException w:name="Grid Table 7 Colorful Accent 1" w:uiPriority="52"/>
+    <w:lsdException w:name="Grid Table 1 Light Accent 2" w:uiPriority="46"/>
+    <w:lsdException w:name="Grid Table 2 Accent 2" w:uiPriority="47"/>
+    <w:lsdException w:name="Grid Table 3 Accent 2" w:uiPriority="48"/>
+    <w:lsdException w:name="Grid Table 4 Accent 2" w:uiPriority="49"/>
+    <w:lsdException w:name="Grid Table 5 Dark Accent 2" w:uiPriority="50"/>
+    <w:lsdException w:name="Grid Table 6 Colorful Accent 2" w:uiPriority="51"/>
+    <w:lsdException w:name="Grid Table 7 Colorful Accent 2" w:uiPriority="52"/>
+    <w:lsdException w:name="Grid Table 1 Light Accent 3" w:uiPriority="46"/>
+    <w:lsdException w:name="Grid Table 2 Accent 3" w:uiPriority="47"/>
+    <w:lsdException w:name="Grid Table 3 Accent 3" w:uiPriority="48"/>
+    <w:lsdException w:name="Grid Table 4 Accent 3" w:uiPriority="49"/>
+    <w:lsdException w:name="Grid Table 5 Dark Accent 3" w:uiPriority="50"/>
+    <w:lsdException w:name="Grid Table 6 Colorful Accent 3" w:uiPriority="51"/>
+    <w:lsdException w:name="Grid Table 7 Colorful Accent 3" w:uiPriority="52"/>
+    <w:lsdException w:name="Grid Table 1 Light Accent 4" w:uiPriority="46"/>
+    <w:lsdException w:name="Grid Table 2 Accent 4" w:uiPriority="47"/>
+    <w:lsdException w:name="Grid Table 3 Accent 4" w:uiPriority="48"/>
+    <w:lsdException w:name="Grid Table 4 Accent 4" w:uiPriority="49"/>
+    <w:lsdException w:name="Grid Table 5 Dark Accent 4" w:uiPriority="50"/>
+    <w:lsdException w:name="Grid Table 6 Colorful Accent 4" w:uiPriority="51"/>
+    <w:lsdException w:name="Grid Table 7 Colorful Accent 4" w:uiPriority="52"/>
+    <w:lsdException w:name="Grid Table 1 Light Accent 5" w:uiPriority="46"/>
+    <w:lsdException w:name="Grid Table 2 Accent 5" w:uiPriority="47"/>
+    <w:lsdException w:name="Grid Table 3 Accent 5" w:uiPriority="48"/>
+    <w:lsdException w:name="Grid Table 4 Accent 5" w:uiPriority="49"/>
+    <w:lsdException w:name="Grid Table 5 Dark Accent 5" w:uiPriority="50"/>
+    <w:lsdException w:name="Grid Table 6 Colorful Accent 5" w:uiPriority="51"/>
+    <w:lsdException w:name="Grid Table 7 Colorful Accent 5" w:uiPriority="52"/>
+    <w:lsdException w:name="Grid Table 1 Light Accent 6" w:uiPriority="46"/>
+    <w:lsdException w:name="Grid Table 2 Accent 6" w:uiPriority="47"/>
+    <w:lsdException w:name="Grid Table 3 Accent 6" w:uiPriority="48"/>
+    <w:lsdException w:name="Grid Table 4 Accent 6" w:uiPriority="49"/>
+    <w:lsdException w:name="Grid Table 5 Dark Accent 6" w:uiPriority="50"/>
+    <w:lsdException w:name="Grid Table 6 Colorful Accent 6" w:uiPriority="51"/>
+    <w:lsdException w:name="Grid Table 7 Colorful Accent 6" w:uiPriority="52"/>
+    <w:lsdException w:name="List Table 1 Light" w:uiPriority="46"/>
+    <w:lsdException w:name="List Table 2" w:uiPriority="47"/>
+    <w:lsdException w:name="List Table 3" w:uiPriority="48"/>
+    <w:lsdException w:name="List Table 4" w:uiPriority="49"/>
+    <w:lsdException w:name="List Table 5 Dark" w:uiPriority="50"/>
+    <w:lsdException w:name="List Table 6 Colorful" w:uiPriority="51"/>
+    <w:lsdException w:name="List Table 7 Colorful" w:uiPriority="52"/>
+    <w:lsdException w:name="List Table 1 Light Accent 1" w:uiPriority="46"/>
+    <w:lsdException w:name="List Table 2 Accent 1" w:uiPriority="47"/>
+    <w:lsdException w:name="List Table 3 Accent 1" w:uiPriority="48"/>
+    <w:lsdException w:name="List Table 4 Accent 1" w:uiPriority="49"/>
+    <w:lsdException w:name="List Table 5 Dark Accent 1" w:uiPriority="50"/>
+    <w:lsdException w:name="List Table 6 Colorful Accent 1" w:uiPriority="51"/>
+    <w:lsdException w:name="List Table 7 Colorful Accent 1" w:uiPriority="52"/>
+    <w:lsdException w:name="List Table 1 Light Accent 2" w:uiPriority="46"/>
+    <w:lsdException w:name="List Table 2 Accent 2" w:uiPriority="47"/>
+    <w:lsdException w:name="List Table 3 Accent 2" w:uiPriority="48"/>
+    <w:lsdException w:name="List Table 4 Accent 2" w:uiPriority="49"/>
+    <w:lsdException w:name="List Table 5 Dark Accent 2" w:uiPriority="50"/>
+    <w:lsdException w:name="List Table 6 Colorful Accent 2" w:uiPriority="51"/>
+    <w:lsdException w:name="List Table 7 Colorful Accent 2" w:uiPriority="52"/>
+    <w:lsdException w:name="List Table 1 Light Accent 3" w:uiPriority="46"/>
+    <w:lsdException w:name="List Table 2 Accent 3" w:uiPriority="47"/>
+    <w:lsdException w:name="List Table 3 Accent 3" w:uiPriority="48"/>
+    <w:lsdException w:name="List Table 4 Accent 3" w:uiPriority="49"/>
+    <w:lsdException w:name="List Table 5 Dark Accent 3" w:uiPriority="50"/>
+    <w:lsdException w:name="List Table 6 Colorful Accent 3" w:uiPriority="51"/>
+    <w:lsdException w:name="List Table 7 Colorful Accent 3" w:uiPriority="52"/>
+    <w:lsdException w:name="List Table 1 Light Accent 4" w:uiPriority="46"/>
+    <w:lsdException w:name="List Table 2 Accent 4" w:uiPriority="47"/>
+    <w:lsdException w:name="List Table 3 Accent 4" w:uiPriority="48"/>
+    <w:lsdException w:name="List Table 4 Accent 4" w:uiPriority="49"/>
+    <w:lsdException w:name="List Table 5 Dark Accent 4" w:uiPriority="50"/>
+    <w:lsdException w:name="List Table 6 Colorful Accent 4" w:uiPriority="51"/>
+    <w:lsdException w:name="List Table 7 Colorful Accent 4" w:uiPriority="52"/>
+    <w:lsdException w:name="List Table 1 Light Accent 5" w:uiPriority="46"/>
+    <w:lsdException w:name="List Table 2 Accent 5" w:uiPriority="47"/>
+    <w:lsdException w:name="List Table 3 Accent 5" w:uiPriority="48"/>
+    <w:lsdException w:name="List Table 4 Accent 5" w:uiPriority="49"/>
+    <w:lsdException w:name="List Table 5 Dark Accent 5" w:uiPriority="50"/>
+    <w:lsdException w:name="List Table 6 Colorful Accent 5" w:uiPriority="51"/>
+    <w:lsdException w:name="List Table 7 Colorful Accent 5" w:uiPriority="52"/>
+    <w:lsdException w:name="List Table 1 Light Accent 6" w:uiPriority="46"/>
+    <w:lsdException w:name="List Table 2 Accent 6" w:uiPriority="47"/>
+    <w:lsdException w:name="List Table 3 Accent 6" w:uiPriority="48"/>
+    <w:lsdException w:name="List Table 4 Accent 6" w:uiPriority="49"/>
+    <w:lsdException w:name="List Table 5 Dark Accent 6" w:uiPriority="50"/>
+    <w:lsdException w:name="List Table 6 Colorful Accent 6" w:uiPriority="51"/>
+    <w:lsdException w:name="List Table 7 Colorful Accent 6" w:uiPriority="52"/>
+    <w:lsdException w:name="Mention" w:semiHidden="1" w:unhideWhenUsed="1"/>
+    <w:lsdException w:name="Smart Hyperlink" w:semiHidden="1" w:unhideWhenUsed="1"/>
+    <w:lsdException w:name="Hashtag" w:semiHidden="1" w:unhideWhenUsed="1"/>
+    <w:lsdException w:name="Unresolved Mention" w:semiHidden="1" w:unhideWhenUsed="1"/>
+    <w:lsdException w:name="Smart Link" w:semiHidden="1" w:unhideWhenUsed="1"/>
   </w:latentStyles>
   <w:style w:type="paragraph" w:default="1" w:styleId="Normal">
     <w:name w:val="Normal"/>
@@ -613,196 +850,6 @@
     <w:pPr>
       <w:spacing w:after="0" w:line="240" w:lineRule="auto"/>
     </w:pPr>
-  </w:style>
-</w:styles>
-</file>
-
-<file path=word/stylesWithEffects.xml><?xml version="1.0" encoding="utf-8"?>
-<w:styles xmlns:wpc="http://schemas.microsoft.com/office/word/2010/wordprocessingCanvas" xmlns:mc="http://schemas.openxmlformats.org/markup-compatibility/2006" xmlns:o="urn:schemas-microsoft-com:office:office" xmlns:r="http://schemas.openxmlformats.org/officeDocument/2006/relationships" xmlns:m="http://schemas.openxmlformats.org/officeDocument/2006/math" xmlns:v="urn:schemas-microsoft-com:vml" xmlns:wp14="http://schemas.microsoft.com/office/word/2010/wordprocessingDrawing" xmlns:wp="http://schemas.openxmlformats.org/drawingml/2006/wordprocessingDrawing" xmlns:w10="urn:schemas-microsoft-com:office:word" xmlns:w="http://schemas.openxmlformats.org/wordprocessingml/2006/main" xmlns:w14="http://schemas.microsoft.com/office/word/2010/wordml" xmlns:wpg="http://schemas.microsoft.com/office/word/2010/wordprocessingGroup" xmlns:wpi="http://schemas.microsoft.com/office/word/2010/wordprocessingInk" xmlns:wne="http://schemas.microsoft.com/office/word/2006/wordml" xmlns:wps="http://schemas.microsoft.com/office/word/2010/wordprocessingShape" mc:Ignorable="w14 wp14">
-  <w:docDefaults>
-    <w:rPrDefault>
-      <w:rPr>
-        <w:rFonts w:asciiTheme="minorHAnsi" w:eastAsiaTheme="minorEastAsia" w:hAnsiTheme="minorHAnsi" w:cstheme="minorBidi"/>
-        <w:sz w:val="22"/>
-        <w:szCs w:val="22"/>
-        <w:lang w:val="en-US" w:eastAsia="en-US" w:bidi="ar-SA"/>
-      </w:rPr>
-    </w:rPrDefault>
-    <w:pPrDefault>
-      <w:pPr>
-        <w:spacing w:after="200" w:line="276" w:lineRule="auto"/>
-      </w:pPr>
-    </w:pPrDefault>
-  </w:docDefaults>
-  <w:latentStyles w:defLockedState="0" w:defUIPriority="99" w:defSemiHidden="1" w:defUnhideWhenUsed="1" w:defQFormat="0" w:count="267">
-    <w:lsdException w:name="Normal" w:semiHidden="0" w:uiPriority="0" w:unhideWhenUsed="0" w:qFormat="1"/>
-    <w:lsdException w:name="heading 1" w:semiHidden="0" w:uiPriority="9" w:unhideWhenUsed="0" w:qFormat="1"/>
-    <w:lsdException w:name="heading 2" w:uiPriority="9" w:qFormat="1"/>
-    <w:lsdException w:name="heading 3" w:uiPriority="9" w:qFormat="1"/>
-    <w:lsdException w:name="heading 4" w:uiPriority="9" w:qFormat="1"/>
-    <w:lsdException w:name="heading 5" w:uiPriority="9" w:qFormat="1"/>
-    <w:lsdException w:name="heading 6" w:uiPriority="9" w:qFormat="1"/>
-    <w:lsdException w:name="heading 7" w:uiPriority="9" w:qFormat="1"/>
-    <w:lsdException w:name="heading 8" w:uiPriority="9" w:qFormat="1"/>
-    <w:lsdException w:name="heading 9" w:uiPriority="9" w:qFormat="1"/>
-    <w:lsdException w:name="toc 1" w:uiPriority="39"/>
-    <w:lsdException w:name="toc 2" w:uiPriority="39"/>
-    <w:lsdException w:name="toc 3" w:uiPriority="39"/>
-    <w:lsdException w:name="toc 4" w:uiPriority="39"/>
-    <w:lsdException w:name="toc 5" w:uiPriority="39"/>
-    <w:lsdException w:name="toc 6" w:uiPriority="39"/>
-    <w:lsdException w:name="toc 7" w:uiPriority="39"/>
-    <w:lsdException w:name="toc 8" w:uiPriority="39"/>
-    <w:lsdException w:name="toc 9" w:uiPriority="39"/>
-    <w:lsdException w:name="caption" w:uiPriority="35" w:qFormat="1"/>
-    <w:lsdException w:name="Title" w:semiHidden="0" w:uiPriority="10" w:unhideWhenUsed="0" w:qFormat="1"/>
-    <w:lsdException w:name="Default Paragraph Font" w:uiPriority="1"/>
-    <w:lsdException w:name="Subtitle" w:semiHidden="0" w:uiPriority="11" w:unhideWhenUsed="0" w:qFormat="1"/>
-    <w:lsdException w:name="Strong" w:semiHidden="0" w:uiPriority="22" w:unhideWhenUsed="0" w:qFormat="1"/>
-    <w:lsdException w:name="Emphasis" w:semiHidden="0" w:uiPriority="20" w:unhideWhenUsed="0" w:qFormat="1"/>
-    <w:lsdException w:name="Table Grid" w:semiHidden="0" w:uiPriority="59" w:unhideWhenUsed="0"/>
-    <w:lsdException w:name="Placeholder Text" w:unhideWhenUsed="0"/>
-    <w:lsdException w:name="No Spacing" w:semiHidden="0" w:uiPriority="1" w:unhideWhenUsed="0" w:qFormat="1"/>
-    <w:lsdException w:name="Light Shading" w:semiHidden="0" w:uiPriority="60" w:unhideWhenUsed="0"/>
-    <w:lsdException w:name="Light List" w:semiHidden="0" w:uiPriority="61" w:unhideWhenUsed="0"/>
-    <w:lsdException w:name="Light Grid" w:semiHidden="0" w:uiPriority="62" w:unhideWhenUsed="0"/>
-    <w:lsdException w:name="Medium Shading 1" w:semiHidden="0" w:uiPriority="63" w:unhideWhenUsed="0"/>
-    <w:lsdException w:name="Medium Shading 2" w:semiHidden="0" w:uiPriority="64" w:unhideWhenUsed="0"/>
-    <w:lsdException w:name="Medium List 1" w:semiHidden="0" w:uiPriority="65" w:unhideWhenUsed="0"/>
-    <w:lsdException w:name="Medium List 2" w:semiHidden="0" w:uiPriority="66" w:unhideWhenUsed="0"/>
-    <w:lsdException w:name="Medium Grid 1" w:semiHidden="0" w:uiPriority="67" w:unhideWhenUsed="0"/>
-    <w:lsdException w:name="Medium Grid 2" w:semiHidden="0" w:uiPriority="68" w:unhideWhenUsed="0"/>
-    <w:lsdException w:name="Medium Grid 3" w:semiHidden="0" w:uiPriority="69" w:unhideWhenUsed="0"/>
-    <w:lsdException w:name="Dark List" w:semiHidden="0" w:uiPriority="70" w:unhideWhenUsed="0"/>
-    <w:lsdException w:name="Colorful Shading" w:semiHidden="0" w:uiPriority="71" w:unhideWhenUsed="0"/>
-    <w:lsdException w:name="Colorful List" w:semiHidden="0" w:uiPriority="72" w:unhideWhenUsed="0"/>
-    <w:lsdException w:name="Colorful Grid" w:semiHidden="0" w:uiPriority="73" w:unhideWhenUsed="0"/>
-    <w:lsdException w:name="Light Shading Accent 1" w:semiHidden="0" w:uiPriority="60" w:unhideWhenUsed="0"/>
-    <w:lsdException w:name="Light List Accent 1" w:semiHidden="0" w:uiPriority="61" w:unhideWhenUsed="0"/>
-    <w:lsdException w:name="Light Grid Accent 1" w:semiHidden="0" w:uiPriority="62" w:unhideWhenUsed="0"/>
-    <w:lsdException w:name="Medium Shading 1 Accent 1" w:semiHidden="0" w:uiPriority="63" w:unhideWhenUsed="0"/>
-    <w:lsdException w:name="Medium Shading 2 Accent 1" w:semiHidden="0" w:uiPriority="64" w:unhideWhenUsed="0"/>
-    <w:lsdException w:name="Medium List 1 Accent 1" w:semiHidden="0" w:uiPriority="65" w:unhideWhenUsed="0"/>
-    <w:lsdException w:name="Revision" w:unhideWhenUsed="0"/>
-    <w:lsdException w:name="List Paragraph" w:semiHidden="0" w:uiPriority="34" w:unhideWhenUsed="0" w:qFormat="1"/>
-    <w:lsdException w:name="Quote" w:semiHidden="0" w:uiPriority="29" w:unhideWhenUsed="0" w:qFormat="1"/>
-    <w:lsdException w:name="Intense Quote" w:semiHidden="0" w:uiPriority="30" w:unhideWhenUsed="0" w:qFormat="1"/>
-    <w:lsdException w:name="Medium List 2 Accent 1" w:semiHidden="0" w:uiPriority="66" w:unhideWhenUsed="0"/>
-    <w:lsdException w:name="Medium Grid 1 Accent 1" w:semiHidden="0" w:uiPriority="67" w:unhideWhenUsed="0"/>
-    <w:lsdException w:name="Medium Grid 2 Accent 1" w:semiHidden="0" w:uiPriority="68" w:unhideWhenUsed="0"/>
-    <w:lsdException w:name="Medium Grid 3 Accent 1" w:semiHidden="0" w:uiPriority="69" w:unhideWhenUsed="0"/>
-    <w:lsdException w:name="Dark List Accent 1" w:semiHidden="0" w:uiPriority="70" w:unhideWhenUsed="0"/>
-    <w:lsdException w:name="Colorful Shading Accent 1" w:semiHidden="0" w:uiPriority="71" w:unhideWhenUsed="0"/>
-    <w:lsdException w:name="Colorful List Accent 1" w:semiHidden="0" w:uiPriority="72" w:unhideWhenUsed="0"/>
-    <w:lsdException w:name="Colorful Grid Accent 1" w:semiHidden="0" w:uiPriority="73" w:unhideWhenUsed="0"/>
-    <w:lsdException w:name="Light Shading Accent 2" w:semiHidden="0" w:uiPriority="60" w:unhideWhenUsed="0"/>
-    <w:lsdException w:name="Light List Accent 2" w:semiHidden="0" w:uiPriority="61" w:unhideWhenUsed="0"/>
-    <w:lsdException w:name="Light Grid Accent 2" w:semiHidden="0" w:uiPriority="62" w:unhideWhenUsed="0"/>
-    <w:lsdException w:name="Medium Shading 1 Accent 2" w:semiHidden="0" w:uiPriority="63" w:unhideWhenUsed="0"/>
-    <w:lsdException w:name="Medium Shading 2 Accent 2" w:semiHidden="0" w:uiPriority="64" w:unhideWhenUsed="0"/>
-    <w:lsdException w:name="Medium List 1 Accent 2" w:semiHidden="0" w:uiPriority="65" w:unhideWhenUsed="0"/>
-    <w:lsdException w:name="Medium List 2 Accent 2" w:semiHidden="0" w:uiPriority="66" w:unhideWhenUsed="0"/>
-    <w:lsdException w:name="Medium Grid 1 Accent 2" w:semiHidden="0" w:uiPriority="67" w:unhideWhenUsed="0"/>
-    <w:lsdException w:name="Medium Grid 2 Accent 2" w:semiHidden="0" w:uiPriority="68" w:unhideWhenUsed="0"/>
-    <w:lsdException w:name="Medium Grid 3 Accent 2" w:semiHidden="0" w:uiPriority="69" w:unhideWhenUsed="0"/>
-    <w:lsdException w:name="Dark List Accent 2" w:semiHidden="0" w:uiPriority="70" w:unhideWhenUsed="0"/>
-    <w:lsdException w:name="Colorful Shading Accent 2" w:semiHidden="0" w:uiPriority="71" w:unhideWhenUsed="0"/>
-    <w:lsdException w:name="Colorful List Accent 2" w:semiHidden="0" w:uiPriority="72" w:unhideWhenUsed="0"/>
-    <w:lsdException w:name="Colorful Grid Accent 2" w:semiHidden="0" w:uiPriority="73" w:unhideWhenUsed="0"/>
-    <w:lsdException w:name="Light Shading Accent 3" w:semiHidden="0" w:uiPriority="60" w:unhideWhenUsed="0"/>
-    <w:lsdException w:name="Light List Accent 3" w:semiHidden="0" w:uiPriority="61" w:unhideWhenUsed="0"/>
-    <w:lsdException w:name="Light Grid Accent 3" w:semiHidden="0" w:uiPriority="62" w:unhideWhenUsed="0"/>
-    <w:lsdException w:name="Medium Shading 1 Accent 3" w:semiHidden="0" w:uiPriority="63" w:unhideWhenUsed="0"/>
-    <w:lsdException w:name="Medium Shading 2 Accent 3" w:semiHidden="0" w:uiPriority="64" w:unhideWhenUsed="0"/>
-    <w:lsdException w:name="Medium List 1 Accent 3" w:semiHidden="0" w:uiPriority="65" w:unhideWhenUsed="0"/>
-    <w:lsdException w:name="Medium List 2 Accent 3" w:semiHidden="0" w:uiPriority="66" w:unhideWhenUsed="0"/>
-    <w:lsdException w:name="Medium Grid 1 Accent 3" w:semiHidden="0" w:uiPriority="67" w:unhideWhenUsed="0"/>
-    <w:lsdException w:name="Medium Grid 2 Accent 3" w:semiHidden="0" w:uiPriority="68" w:unhideWhenUsed="0"/>
-    <w:lsdException w:name="Medium Grid 3 Accent 3" w:semiHidden="0" w:uiPriority="69" w:unhideWhenUsed="0"/>
-    <w:lsdException w:name="Dark List Accent 3" w:semiHidden="0" w:uiPriority="70" w:unhideWhenUsed="0"/>
-    <w:lsdException w:name="Colorful Shading Accent 3" w:semiHidden="0" w:uiPriority="71" w:unhideWhenUsed="0"/>
-    <w:lsdException w:name="Colorful List Accent 3" w:semiHidden="0" w:uiPriority="72" w:unhideWhenUsed="0"/>
-    <w:lsdException w:name="Colorful Grid Accent 3" w:semiHidden="0" w:uiPriority="73" w:unhideWhenUsed="0"/>
-    <w:lsdException w:name="Light Shading Accent 4" w:semiHidden="0" w:uiPriority="60" w:unhideWhenUsed="0"/>
-    <w:lsdException w:name="Light List Accent 4" w:semiHidden="0" w:uiPriority="61" w:unhideWhenUsed="0"/>
-    <w:lsdException w:name="Light Grid Accent 4" w:semiHidden="0" w:uiPriority="62" w:unhideWhenUsed="0"/>
-    <w:lsdException w:name="Medium Shading 1 Accent 4" w:semiHidden="0" w:uiPriority="63" w:unhideWhenUsed="0"/>
-    <w:lsdException w:name="Medium Shading 2 Accent 4" w:semiHidden="0" w:uiPriority="64" w:unhideWhenUsed="0"/>
-    <w:lsdException w:name="Medium List 1 Accent 4" w:semiHidden="0" w:uiPriority="65" w:unhideWhenUsed="0"/>
-    <w:lsdException w:name="Medium List 2 Accent 4" w:semiHidden="0" w:uiPriority="66" w:unhideWhenUsed="0"/>
-    <w:lsdException w:name="Medium Grid 1 Accent 4" w:semiHidden="0" w:uiPriority="67" w:unhideWhenUsed="0"/>
-    <w:lsdException w:name="Medium Grid 2 Accent 4" w:semiHidden="0" w:uiPriority="68" w:unhideWhenUsed="0"/>
-    <w:lsdException w:name="Medium Grid 3 Accent 4" w:semiHidden="0" w:uiPriority="69" w:unhideWhenUsed="0"/>
-    <w:lsdException w:name="Dark List Accent 4" w:semiHidden="0" w:uiPriority="70" w:unhideWhenUsed="0"/>
-    <w:lsdException w:name="Colorful Shading Accent 4" w:semiHidden="0" w:uiPriority="71" w:unhideWhenUsed="0"/>
-    <w:lsdException w:name="Colorful List Accent 4" w:semiHidden="0" w:uiPriority="72" w:unhideWhenUsed="0"/>
-    <w:lsdException w:name="Colorful Grid Accent 4" w:semiHidden="0" w:uiPriority="73" w:unhideWhenUsed="0"/>
-    <w:lsdException w:name="Light Shading Accent 5" w:semiHidden="0" w:uiPriority="60" w:unhideWhenUsed="0"/>
-    <w:lsdException w:name="Light List Accent 5" w:semiHidden="0" w:uiPriority="61" w:unhideWhenUsed="0"/>
-    <w:lsdException w:name="Light Grid Accent 5" w:semiHidden="0" w:uiPriority="62" w:unhideWhenUsed="0"/>
-    <w:lsdException w:name="Medium Shading 1 Accent 5" w:semiHidden="0" w:uiPriority="63" w:unhideWhenUsed="0"/>
-    <w:lsdException w:name="Medium Shading 2 Accent 5" w:semiHidden="0" w:uiPriority="64" w:unhideWhenUsed="0"/>
-    <w:lsdException w:name="Medium List 1 Accent 5" w:semiHidden="0" w:uiPriority="65" w:unhideWhenUsed="0"/>
-    <w:lsdException w:name="Medium List 2 Accent 5" w:semiHidden="0" w:uiPriority="66" w:unhideWhenUsed="0"/>
-    <w:lsdException w:name="Medium Grid 1 Accent 5" w:semiHidden="0" w:uiPriority="67" w:unhideWhenUsed="0"/>
-    <w:lsdException w:name="Medium Grid 2 Accent 5" w:semiHidden="0" w:uiPriority="68" w:unhideWhenUsed="0"/>
-    <w:lsdException w:name="Medium Grid 3 Accent 5" w:semiHidden="0" w:uiPriority="69" w:unhideWhenUsed="0"/>
-    <w:lsdException w:name="Dark List Accent 5" w:semiHidden="0" w:uiPriority="70" w:unhideWhenUsed="0"/>
-    <w:lsdException w:name="Colorful Shading Accent 5" w:semiHidden="0" w:uiPriority="71" w:unhideWhenUsed="0"/>
-    <w:lsdException w:name="Colorful List Accent 5" w:semiHidden="0" w:uiPriority="72" w:unhideWhenUsed="0"/>
-    <w:lsdException w:name="Colorful Grid Accent 5" w:semiHidden="0" w:uiPriority="73" w:unhideWhenUsed="0"/>
-    <w:lsdException w:name="Light Shading Accent 6" w:semiHidden="0" w:uiPriority="60" w:unhideWhenUsed="0"/>
-    <w:lsdException w:name="Light List Accent 6" w:semiHidden="0" w:uiPriority="61" w:unhideWhenUsed="0"/>
-    <w:lsdException w:name="Light Grid Accent 6" w:semiHidden="0" w:uiPriority="62" w:unhideWhenUsed="0"/>
-    <w:lsdException w:name="Medium Shading 1 Accent 6" w:semiHidden="0" w:uiPriority="63" w:unhideWhenUsed="0"/>
-    <w:lsdException w:name="Medium Shading 2 Accent 6" w:semiHidden="0" w:uiPriority="64" w:unhideWhenUsed="0"/>
-    <w:lsdException w:name="Medium List 1 Accent 6" w:semiHidden="0" w:uiPriority="65" w:unhideWhenUsed="0"/>
-    <w:lsdException w:name="Medium List 2 Accent 6" w:semiHidden="0" w:uiPriority="66" w:unhideWhenUsed="0"/>
-    <w:lsdException w:name="Medium Grid 1 Accent 6" w:semiHidden="0" w:uiPriority="67" w:unhideWhenUsed="0"/>
-    <w:lsdException w:name="Medium Grid 2 Accent 6" w:semiHidden="0" w:uiPriority="68" w:unhideWhenUsed="0"/>
-    <w:lsdException w:name="Medium Grid 3 Accent 6" w:semiHidden="0" w:uiPriority="69" w:unhideWhenUsed="0"/>
-    <w:lsdException w:name="Dark List Accent 6" w:semiHidden="0" w:uiPriority="70" w:unhideWhenUsed="0"/>
-    <w:lsdException w:name="Colorful Shading Accent 6" w:semiHidden="0" w:uiPriority="71" w:unhideWhenUsed="0"/>
-    <w:lsdException w:name="Colorful List Accent 6" w:semiHidden="0" w:uiPriority="72" w:unhideWhenUsed="0"/>
-    <w:lsdException w:name="Colorful Grid Accent 6" w:semiHidden="0" w:uiPriority="73" w:unhideWhenUsed="0"/>
-    <w:lsdException w:name="Subtle Emphasis" w:semiHidden="0" w:uiPriority="19" w:unhideWhenUsed="0" w:qFormat="1"/>
-    <w:lsdException w:name="Intense Emphasis" w:semiHidden="0" w:uiPriority="21" w:unhideWhenUsed="0" w:qFormat="1"/>
-    <w:lsdException w:name="Subtle Reference" w:semiHidden="0" w:uiPriority="31" w:unhideWhenUsed="0" w:qFormat="1"/>
-    <w:lsdException w:name="Intense Reference" w:semiHidden="0" w:uiPriority="32" w:unhideWhenUsed="0" w:qFormat="1"/>
-    <w:lsdException w:name="Book Title" w:semiHidden="0" w:uiPriority="33" w:unhideWhenUsed="0" w:qFormat="1"/>
-    <w:lsdException w:name="Bibliography" w:uiPriority="37"/>
-    <w:lsdException w:name="TOC Heading" w:uiPriority="39" w:qFormat="1"/>
-  </w:latentStyles>
-  <w:style w:type="paragraph" w:default="1" w:styleId="Normal">
-    <w:name w:val="Normal"/>
-    <w:qFormat/>
-  </w:style>
-  <w:style w:type="character" w:default="1" w:styleId="DefaultParagraphFont">
-    <w:name w:val="Default Paragraph Font"/>
-    <w:uiPriority w:val="1"/>
-    <w:semiHidden/>
-    <w:unhideWhenUsed/>
-  </w:style>
-  <w:style w:type="table" w:default="1" w:styleId="TableNormal">
-    <w:name w:val="Normal Table"/>
-    <w:uiPriority w:val="99"/>
-    <w:semiHidden/>
-    <w:unhideWhenUsed/>
-    <w:tblPr>
-      <w:tblInd w:w="0" w:type="dxa"/>
-      <w:tblCellMar>
-        <w:top w:w="0" w:type="dxa"/>
-        <w:left w:w="108" w:type="dxa"/>
-        <w:bottom w:w="0" w:type="dxa"/>
-        <w:right w:w="108" w:type="dxa"/>
-      </w:tblCellMar>
-    </w:tblPr>
-  </w:style>
-  <w:style w:type="numbering" w:default="1" w:styleId="NoList">
-    <w:name w:val="No List"/>
-    <w:uiPriority w:val="99"/>
-    <w:semiHidden/>
-    <w:unhideWhenUsed/>
   </w:style>
 </w:styles>
 </file>
